--- a/docs/EntryTech_Final_DEFINITIVO.docx
+++ b/docs/EntryTech_Final_DEFINITIVO.docx
@@ -37559,14 +37559,2557 @@
       </w:r>
     </w:p>
     <w:p>
+      <w:r>
+        <w:br w:type="page"/>
+      </w:r>
+    </w:p>
+    <w:p>
       <w:pPr>
         <w:pStyle w:val="Ttulo1"/>
         <w:shd w:val="clear" w:color="auto" w:fill="1E3A5F"/>
         <w:ind w:left="200"/>
       </w:pPr>
       <w:r>
+        <w:t xml:space="preserve">30. Auditoría de Seguridad Externa y Endurecimiento del Sistema</w:t>
+      </w:r>
+    </w:p>
+    <w:p>
+      <w:pPr>
+        <w:spacing w:after="120"/>
+      </w:pPr>
+      <w:r>
+        <w:t xml:space="preserve">El 21 de octubre de 2026 se ejecutó un análisis de seguridad externo sobre la aplicación ya desplegada, empleando el analizador pasivo ZAP a través de la plataforma HostedScan. A diferencia de la auditoría de la sección 25, realizada sobre el código fuente, esta revisión examina únicamente lo que el servidor responde a un visitante cualquiera, sin acceso al proyecto. El contraste resultó útil: detectó una categoría de defecto que la revisión interna no podía ver.</w:t>
+      </w:r>
+    </w:p>
+    <w:p>
+      <w:pPr>
+        <w:pStyle w:val="Ttulo2"/>
+        <w:pBdr>
+          <w:bottom w:val="single" w:sz="4" w:space="0" w:color="2E75B6"/>
+        </w:pBdr>
+      </w:pPr>
+      <w:r>
+        <w:t xml:space="preserve">30.1. Alcance y hallazgo de fondo</w:t>
+      </w:r>
+    </w:p>
+    <w:p>
+      <w:pPr>
+        <w:spacing w:after="120"/>
+      </w:pPr>
+      <w:r>
+        <w:t xml:space="preserve">El análisis se dirigió contra la dirección de inicio de sesión y arrojó cinco hallazgos, tres de severidad media y dos de severidad baja, todos relativos a cabeceras HTTP de seguridad ausentes o mal configuradas.</w:t>
+      </w:r>
+    </w:p>
+    <w:p>
+      <w:pPr>
+        <w:shd w:val="clear" w:color="auto" w:fill="F2F2F2"/>
+        <w:spacing w:before="300" w:after="300"/>
+        <w:ind w:left="360" w:right="360"/>
+      </w:pPr>
+      <w:r>
+        <w:t xml:space="preserve">Lo relevante no es la lista sino su origen común: los cinco afectaban al frontend alojado en Vercel, no al backend. La versión 2.0 había implementado las cabeceras de seguridad dentro del servidor Express, pero Vercel entrega archivos estáticos sin ejecutar ese código. El resultado era un sistema repartido entre dos plataformas y protegido solo en una de ellas.</w:t>
+      </w:r>
+    </w:p>
+    <w:p>
+      <w:pPr>
+        <w:spacing w:after="120"/>
+      </w:pPr>
+      <w:r>
+        <w:t xml:space="preserve">Conviene subrayar que la auditoría interna no podía detectarlo: revisaba el código, y el código era correcto. El defecto estaba en la configuración de la plataforma, que no forma parte del programa. Esa es precisamente la clase de fallo que justifica un análisis externo además de la revisión del fuente.</w:t>
+      </w:r>
+    </w:p>
+    <w:p>
+      <w:pPr>
+        <w:pStyle w:val="Ttulo2"/>
+        <w:pBdr>
+          <w:bottom w:val="single" w:sz="4" w:space="0" w:color="2E75B6"/>
+        </w:pBdr>
+      </w:pPr>
+      <w:r>
+        <w:t xml:space="preserve">30.2. Hallazgos y correcciones aplicadas</w:t>
+      </w:r>
+    </w:p>
+    <w:tbl>
+      <w:tblPr>
+        <w:tblW w:w="9360" w:type="dxa"/>
+        <w:tblBorders>
+          <w:top w:val="single" w:sz="4" w:space="0" w:color="auto"/>
+          <w:left w:val="single" w:sz="4" w:space="0" w:color="auto"/>
+          <w:bottom w:val="single" w:sz="4" w:space="0" w:color="auto"/>
+          <w:right w:val="single" w:sz="4" w:space="0" w:color="auto"/>
+          <w:insideH w:val="single" w:sz="4" w:space="0" w:color="auto"/>
+          <w:insideV w:val="single" w:sz="4" w:space="0" w:color="auto"/>
+        </w:tblBorders>
+        <w:tblCellMar>
+          <w:left w:w="10" w:type="dxa"/>
+          <w:right w:w="10" w:type="dxa"/>
+        </w:tblCellMar>
+        <w:tblLook w:val="04A0" w:firstRow="1" w:lastRow="0" w:firstColumn="1" w:lastColumn="0" w:noHBand="0" w:noVBand="1"/>
+      </w:tblPr>
+      <w:tblGrid>
+        <w:gridCol w:w="2808"/>
+        <w:gridCol w:w="936"/>
+        <w:gridCol w:w="5616"/>
+      </w:tblGrid>
+      <w:tr>
+        <w:trPr>
+          <w:tblHeader/>
+        </w:trPr>
+        <w:tc>
+          <w:tcPr>
+            <w:tcW w:w="2808" w:type="dxa"/>
+            <w:tcBorders>
+              <w:top w:val="single" w:sz="1" w:space="0" w:color="CCCCCC"/>
+              <w:left w:val="single" w:sz="1" w:space="0" w:color="CCCCCC"/>
+              <w:bottom w:val="single" w:sz="1" w:space="0" w:color="CCCCCC"/>
+              <w:right w:val="single" w:sz="1" w:space="0" w:color="CCCCCC"/>
+            </w:tcBorders>
+            <w:shd w:val="clear" w:color="auto" w:fill="1E3A5F"/>
+            <w:tcMar>
+              <w:top w:w="80" w:type="dxa"/>
+              <w:left w:w="120" w:type="dxa"/>
+              <w:bottom w:w="80" w:type="dxa"/>
+              <w:right w:w="120" w:type="dxa"/>
+            </w:tcMar>
+          </w:tcPr>
+          <w:p>
+            <w:pPr>
+              <w:spacing w:after="0"/>
+            </w:pPr>
+            <w:r>
+              <w:rPr>
+                <w:b/>
+                <w:bCs/>
+                <w:color w:val="FFFFFF"/>
+                <w:sz w:val="18"/>
+                <w:szCs w:val="18"/>
+              </w:rPr>
+              <w:t xml:space="preserve">Hallazgo</w:t>
+            </w:r>
+          </w:p>
+        </w:tc>
+        <w:tc>
+          <w:tcPr>
+            <w:tcW w:w="936" w:type="dxa"/>
+            <w:tcBorders>
+              <w:top w:val="single" w:sz="1" w:space="0" w:color="CCCCCC"/>
+              <w:left w:val="single" w:sz="1" w:space="0" w:color="CCCCCC"/>
+              <w:bottom w:val="single" w:sz="1" w:space="0" w:color="CCCCCC"/>
+              <w:right w:val="single" w:sz="1" w:space="0" w:color="CCCCCC"/>
+            </w:tcBorders>
+            <w:shd w:val="clear" w:color="auto" w:fill="1E3A5F"/>
+            <w:tcMar>
+              <w:top w:w="80" w:type="dxa"/>
+              <w:left w:w="120" w:type="dxa"/>
+              <w:bottom w:w="80" w:type="dxa"/>
+              <w:right w:w="120" w:type="dxa"/>
+            </w:tcMar>
+          </w:tcPr>
+          <w:p>
+            <w:pPr>
+              <w:spacing w:after="0"/>
+            </w:pPr>
+            <w:r>
+              <w:rPr>
+                <w:b/>
+                <w:bCs/>
+                <w:color w:val="FFFFFF"/>
+                <w:sz w:val="18"/>
+                <w:szCs w:val="18"/>
+              </w:rPr>
+              <w:t xml:space="preserve">Severidad</w:t>
+            </w:r>
+          </w:p>
+        </w:tc>
+        <w:tc>
+          <w:tcPr>
+            <w:tcW w:w="5616" w:type="dxa"/>
+            <w:tcBorders>
+              <w:top w:val="single" w:sz="1" w:space="0" w:color="CCCCCC"/>
+              <w:left w:val="single" w:sz="1" w:space="0" w:color="CCCCCC"/>
+              <w:bottom w:val="single" w:sz="1" w:space="0" w:color="CCCCCC"/>
+              <w:right w:val="single" w:sz="1" w:space="0" w:color="CCCCCC"/>
+            </w:tcBorders>
+            <w:shd w:val="clear" w:color="auto" w:fill="1E3A5F"/>
+            <w:tcMar>
+              <w:top w:w="80" w:type="dxa"/>
+              <w:left w:w="120" w:type="dxa"/>
+              <w:bottom w:w="80" w:type="dxa"/>
+              <w:right w:w="120" w:type="dxa"/>
+            </w:tcMar>
+          </w:tcPr>
+          <w:p>
+            <w:pPr>
+              <w:spacing w:after="0"/>
+            </w:pPr>
+            <w:r>
+              <w:rPr>
+                <w:b/>
+                <w:bCs/>
+                <w:color w:val="FFFFFF"/>
+                <w:sz w:val="18"/>
+                <w:szCs w:val="18"/>
+              </w:rPr>
+              <w:t xml:space="preserve">Causa y corrección</w:t>
+            </w:r>
+          </w:p>
+        </w:tc>
+      </w:tr>
+      <w:tr>
+        <w:tc>
+          <w:tcPr>
+            <w:tcW w:w="2808" w:type="dxa"/>
+            <w:tcBorders>
+              <w:top w:val="single" w:sz="1" w:space="0" w:color="CCCCCC"/>
+              <w:left w:val="single" w:sz="1" w:space="0" w:color="CCCCCC"/>
+              <w:bottom w:val="single" w:sz="1" w:space="0" w:color="CCCCCC"/>
+              <w:right w:val="single" w:sz="1" w:space="0" w:color="CCCCCC"/>
+            </w:tcBorders>
+            <w:shd w:val="clear" w:color="auto" w:fill="FFFFFF"/>
+            <w:tcMar>
+              <w:top w:w="80" w:type="dxa"/>
+              <w:left w:w="120" w:type="dxa"/>
+              <w:bottom w:w="80" w:type="dxa"/>
+              <w:right w:w="120" w:type="dxa"/>
+            </w:tcMar>
+          </w:tcPr>
+          <w:p>
+            <w:pPr>
+              <w:spacing w:after="0"/>
+            </w:pPr>
+            <w:r>
+              <w:rPr>
+                <w:color w:val="1A1A2E"/>
+                <w:sz w:val="18"/>
+                <w:szCs w:val="18"/>
+              </w:rPr>
+              <w:t xml:space="preserve">Cross-Domain Misconfiguration</w:t>
+            </w:r>
+          </w:p>
+        </w:tc>
+        <w:tc>
+          <w:tcPr>
+            <w:tcW w:w="936" w:type="dxa"/>
+            <w:tcBorders>
+              <w:top w:val="single" w:sz="1" w:space="0" w:color="CCCCCC"/>
+              <w:left w:val="single" w:sz="1" w:space="0" w:color="CCCCCC"/>
+              <w:bottom w:val="single" w:sz="1" w:space="0" w:color="CCCCCC"/>
+              <w:right w:val="single" w:sz="1" w:space="0" w:color="CCCCCC"/>
+            </w:tcBorders>
+            <w:shd w:val="clear" w:color="auto" w:fill="FFFFFF"/>
+            <w:tcMar>
+              <w:top w:w="80" w:type="dxa"/>
+              <w:left w:w="120" w:type="dxa"/>
+              <w:bottom w:w="80" w:type="dxa"/>
+              <w:right w:w="120" w:type="dxa"/>
+            </w:tcMar>
+          </w:tcPr>
+          <w:p>
+            <w:pPr>
+              <w:spacing w:after="0"/>
+            </w:pPr>
+            <w:r>
+              <w:rPr>
+                <w:color w:val="1A1A2E"/>
+                <w:sz w:val="18"/>
+                <w:szCs w:val="18"/>
+              </w:rPr>
+              <w:t xml:space="preserve">Media</w:t>
+            </w:r>
+          </w:p>
+        </w:tc>
+        <w:tc>
+          <w:tcPr>
+            <w:tcW w:w="5616" w:type="dxa"/>
+            <w:tcBorders>
+              <w:top w:val="single" w:sz="1" w:space="0" w:color="CCCCCC"/>
+              <w:left w:val="single" w:sz="1" w:space="0" w:color="CCCCCC"/>
+              <w:bottom w:val="single" w:sz="1" w:space="0" w:color="CCCCCC"/>
+              <w:right w:val="single" w:sz="1" w:space="0" w:color="CCCCCC"/>
+            </w:tcBorders>
+            <w:shd w:val="clear" w:color="auto" w:fill="FFFFFF"/>
+            <w:tcMar>
+              <w:top w:w="80" w:type="dxa"/>
+              <w:left w:w="120" w:type="dxa"/>
+              <w:bottom w:w="80" w:type="dxa"/>
+              <w:right w:w="120" w:type="dxa"/>
+            </w:tcMar>
+          </w:tcPr>
+          <w:p>
+            <w:pPr>
+              <w:spacing w:after="0"/>
+            </w:pPr>
+            <w:r>
+              <w:rPr>
+                <w:color w:val="1A1A2E"/>
+                <w:sz w:val="18"/>
+                <w:szCs w:val="18"/>
+              </w:rPr>
+              <w:t xml:space="preserve">Vercel añade por defecto la cabecera Access-Control-Allow-Origin con valor comodin a los archivos estáticos, lo que autoriza a cualquier sitio web a leerlos. Ningun dominio externo los consulta, de modo que el comodin no aportaba nada: se sustituye por el origen propio.</w:t>
+            </w:r>
+          </w:p>
+        </w:tc>
+      </w:tr>
+      <w:tr>
+        <w:tc>
+          <w:tcPr>
+            <w:tcW w:w="2808" w:type="dxa"/>
+            <w:tcBorders>
+              <w:top w:val="single" w:sz="1" w:space="0" w:color="CCCCCC"/>
+              <w:left w:val="single" w:sz="1" w:space="0" w:color="CCCCCC"/>
+              <w:bottom w:val="single" w:sz="1" w:space="0" w:color="CCCCCC"/>
+              <w:right w:val="single" w:sz="1" w:space="0" w:color="CCCCCC"/>
+            </w:tcBorders>
+            <w:shd w:val="clear" w:color="auto" w:fill="F7F9FC"/>
+            <w:tcMar>
+              <w:top w:w="80" w:type="dxa"/>
+              <w:left w:w="120" w:type="dxa"/>
+              <w:bottom w:w="80" w:type="dxa"/>
+              <w:right w:w="120" w:type="dxa"/>
+            </w:tcMar>
+          </w:tcPr>
+          <w:p>
+            <w:pPr>
+              <w:spacing w:after="0"/>
+            </w:pPr>
+            <w:r>
+              <w:rPr>
+                <w:color w:val="1A1A2E"/>
+                <w:sz w:val="18"/>
+                <w:szCs w:val="18"/>
+              </w:rPr>
+              <w:t xml:space="preserve">Missing Anti-Clickjacking Header</w:t>
+            </w:r>
+          </w:p>
+        </w:tc>
+        <w:tc>
+          <w:tcPr>
+            <w:tcW w:w="936" w:type="dxa"/>
+            <w:tcBorders>
+              <w:top w:val="single" w:sz="1" w:space="0" w:color="CCCCCC"/>
+              <w:left w:val="single" w:sz="1" w:space="0" w:color="CCCCCC"/>
+              <w:bottom w:val="single" w:sz="1" w:space="0" w:color="CCCCCC"/>
+              <w:right w:val="single" w:sz="1" w:space="0" w:color="CCCCCC"/>
+            </w:tcBorders>
+            <w:shd w:val="clear" w:color="auto" w:fill="F7F9FC"/>
+            <w:tcMar>
+              <w:top w:w="80" w:type="dxa"/>
+              <w:left w:w="120" w:type="dxa"/>
+              <w:bottom w:w="80" w:type="dxa"/>
+              <w:right w:w="120" w:type="dxa"/>
+            </w:tcMar>
+          </w:tcPr>
+          <w:p>
+            <w:pPr>
+              <w:spacing w:after="0"/>
+            </w:pPr>
+            <w:r>
+              <w:rPr>
+                <w:color w:val="1A1A2E"/>
+                <w:sz w:val="18"/>
+                <w:szCs w:val="18"/>
+              </w:rPr>
+              <w:t xml:space="preserve">Media</w:t>
+            </w:r>
+          </w:p>
+        </w:tc>
+        <w:tc>
+          <w:tcPr>
+            <w:tcW w:w="5616" w:type="dxa"/>
+            <w:tcBorders>
+              <w:top w:val="single" w:sz="1" w:space="0" w:color="CCCCCC"/>
+              <w:left w:val="single" w:sz="1" w:space="0" w:color="CCCCCC"/>
+              <w:bottom w:val="single" w:sz="1" w:space="0" w:color="CCCCCC"/>
+              <w:right w:val="single" w:sz="1" w:space="0" w:color="CCCCCC"/>
+            </w:tcBorders>
+            <w:shd w:val="clear" w:color="auto" w:fill="F7F9FC"/>
+            <w:tcMar>
+              <w:top w:w="80" w:type="dxa"/>
+              <w:left w:w="120" w:type="dxa"/>
+              <w:bottom w:w="80" w:type="dxa"/>
+              <w:right w:w="120" w:type="dxa"/>
+            </w:tcMar>
+          </w:tcPr>
+          <w:p>
+            <w:pPr>
+              <w:spacing w:after="0"/>
+            </w:pPr>
+            <w:r>
+              <w:rPr>
+                <w:color w:val="1A1A2E"/>
+                <w:sz w:val="18"/>
+                <w:szCs w:val="18"/>
+              </w:rPr>
+              <w:t xml:space="preserve">Sin esta protección, un atacante puede incrustar la aplicación en un marco invisible sobre su propia pagina y conseguir que el usuario pulse elementos sin saberlo. Se añaden X-Frame-Options con valor DENY y la directiva frame-ancestors en la política de contenidos.</w:t>
+            </w:r>
+          </w:p>
+        </w:tc>
+      </w:tr>
+      <w:tr>
+        <w:tc>
+          <w:tcPr>
+            <w:tcW w:w="2808" w:type="dxa"/>
+            <w:tcBorders>
+              <w:top w:val="single" w:sz="1" w:space="0" w:color="CCCCCC"/>
+              <w:left w:val="single" w:sz="1" w:space="0" w:color="CCCCCC"/>
+              <w:bottom w:val="single" w:sz="1" w:space="0" w:color="CCCCCC"/>
+              <w:right w:val="single" w:sz="1" w:space="0" w:color="CCCCCC"/>
+            </w:tcBorders>
+            <w:shd w:val="clear" w:color="auto" w:fill="FFFFFF"/>
+            <w:tcMar>
+              <w:top w:w="80" w:type="dxa"/>
+              <w:left w:w="120" w:type="dxa"/>
+              <w:bottom w:w="80" w:type="dxa"/>
+              <w:right w:w="120" w:type="dxa"/>
+            </w:tcMar>
+          </w:tcPr>
+          <w:p>
+            <w:pPr>
+              <w:spacing w:after="0"/>
+            </w:pPr>
+            <w:r>
+              <w:rPr>
+                <w:color w:val="1A1A2E"/>
+                <w:sz w:val="18"/>
+                <w:szCs w:val="18"/>
+              </w:rPr>
+              <w:t xml:space="preserve">Content Security Policy Header Not Set</w:t>
+            </w:r>
+          </w:p>
+        </w:tc>
+        <w:tc>
+          <w:tcPr>
+            <w:tcW w:w="936" w:type="dxa"/>
+            <w:tcBorders>
+              <w:top w:val="single" w:sz="1" w:space="0" w:color="CCCCCC"/>
+              <w:left w:val="single" w:sz="1" w:space="0" w:color="CCCCCC"/>
+              <w:bottom w:val="single" w:sz="1" w:space="0" w:color="CCCCCC"/>
+              <w:right w:val="single" w:sz="1" w:space="0" w:color="CCCCCC"/>
+            </w:tcBorders>
+            <w:shd w:val="clear" w:color="auto" w:fill="FFFFFF"/>
+            <w:tcMar>
+              <w:top w:w="80" w:type="dxa"/>
+              <w:left w:w="120" w:type="dxa"/>
+              <w:bottom w:w="80" w:type="dxa"/>
+              <w:right w:w="120" w:type="dxa"/>
+            </w:tcMar>
+          </w:tcPr>
+          <w:p>
+            <w:pPr>
+              <w:spacing w:after="0"/>
+            </w:pPr>
+            <w:r>
+              <w:rPr>
+                <w:color w:val="1A1A2E"/>
+                <w:sz w:val="18"/>
+                <w:szCs w:val="18"/>
+              </w:rPr>
+              <w:t xml:space="preserve">Media</w:t>
+            </w:r>
+          </w:p>
+        </w:tc>
+        <w:tc>
+          <w:tcPr>
+            <w:tcW w:w="5616" w:type="dxa"/>
+            <w:tcBorders>
+              <w:top w:val="single" w:sz="1" w:space="0" w:color="CCCCCC"/>
+              <w:left w:val="single" w:sz="1" w:space="0" w:color="CCCCCC"/>
+              <w:bottom w:val="single" w:sz="1" w:space="0" w:color="CCCCCC"/>
+              <w:right w:val="single" w:sz="1" w:space="0" w:color="CCCCCC"/>
+            </w:tcBorders>
+            <w:shd w:val="clear" w:color="auto" w:fill="FFFFFF"/>
+            <w:tcMar>
+              <w:top w:w="80" w:type="dxa"/>
+              <w:left w:w="120" w:type="dxa"/>
+              <w:bottom w:w="80" w:type="dxa"/>
+              <w:right w:w="120" w:type="dxa"/>
+            </w:tcMar>
+          </w:tcPr>
+          <w:p>
+            <w:pPr>
+              <w:spacing w:after="0"/>
+            </w:pPr>
+            <w:r>
+              <w:rPr>
+                <w:color w:val="1A1A2E"/>
+                <w:sz w:val="18"/>
+                <w:szCs w:val="18"/>
+              </w:rPr>
+              <w:t xml:space="preserve">Ausencia de política de contenidos, la defensa principal frente a la inyección de scripts. Se detalla en el apartado siguiente.</w:t>
+            </w:r>
+          </w:p>
+        </w:tc>
+      </w:tr>
+      <w:tr>
+        <w:tc>
+          <w:tcPr>
+            <w:tcW w:w="2808" w:type="dxa"/>
+            <w:tcBorders>
+              <w:top w:val="single" w:sz="1" w:space="0" w:color="CCCCCC"/>
+              <w:left w:val="single" w:sz="1" w:space="0" w:color="CCCCCC"/>
+              <w:bottom w:val="single" w:sz="1" w:space="0" w:color="CCCCCC"/>
+              <w:right w:val="single" w:sz="1" w:space="0" w:color="CCCCCC"/>
+            </w:tcBorders>
+            <w:shd w:val="clear" w:color="auto" w:fill="F7F9FC"/>
+            <w:tcMar>
+              <w:top w:w="80" w:type="dxa"/>
+              <w:left w:w="120" w:type="dxa"/>
+              <w:bottom w:w="80" w:type="dxa"/>
+              <w:right w:w="120" w:type="dxa"/>
+            </w:tcMar>
+          </w:tcPr>
+          <w:p>
+            <w:pPr>
+              <w:spacing w:after="0"/>
+            </w:pPr>
+            <w:r>
+              <w:rPr>
+                <w:color w:val="1A1A2E"/>
+                <w:sz w:val="18"/>
+                <w:szCs w:val="18"/>
+              </w:rPr>
+              <w:t xml:space="preserve">X-Content-Type-Options Header Missing</w:t>
+            </w:r>
+          </w:p>
+        </w:tc>
+        <w:tc>
+          <w:tcPr>
+            <w:tcW w:w="936" w:type="dxa"/>
+            <w:tcBorders>
+              <w:top w:val="single" w:sz="1" w:space="0" w:color="CCCCCC"/>
+              <w:left w:val="single" w:sz="1" w:space="0" w:color="CCCCCC"/>
+              <w:bottom w:val="single" w:sz="1" w:space="0" w:color="CCCCCC"/>
+              <w:right w:val="single" w:sz="1" w:space="0" w:color="CCCCCC"/>
+            </w:tcBorders>
+            <w:shd w:val="clear" w:color="auto" w:fill="F7F9FC"/>
+            <w:tcMar>
+              <w:top w:w="80" w:type="dxa"/>
+              <w:left w:w="120" w:type="dxa"/>
+              <w:bottom w:w="80" w:type="dxa"/>
+              <w:right w:w="120" w:type="dxa"/>
+            </w:tcMar>
+          </w:tcPr>
+          <w:p>
+            <w:pPr>
+              <w:spacing w:after="0"/>
+            </w:pPr>
+            <w:r>
+              <w:rPr>
+                <w:color w:val="1A1A2E"/>
+                <w:sz w:val="18"/>
+                <w:szCs w:val="18"/>
+              </w:rPr>
+              <w:t xml:space="preserve">Baja</w:t>
+            </w:r>
+          </w:p>
+        </w:tc>
+        <w:tc>
+          <w:tcPr>
+            <w:tcW w:w="5616" w:type="dxa"/>
+            <w:tcBorders>
+              <w:top w:val="single" w:sz="1" w:space="0" w:color="CCCCCC"/>
+              <w:left w:val="single" w:sz="1" w:space="0" w:color="CCCCCC"/>
+              <w:bottom w:val="single" w:sz="1" w:space="0" w:color="CCCCCC"/>
+              <w:right w:val="single" w:sz="1" w:space="0" w:color="CCCCCC"/>
+            </w:tcBorders>
+            <w:shd w:val="clear" w:color="auto" w:fill="F7F9FC"/>
+            <w:tcMar>
+              <w:top w:w="80" w:type="dxa"/>
+              <w:left w:w="120" w:type="dxa"/>
+              <w:bottom w:w="80" w:type="dxa"/>
+              <w:right w:w="120" w:type="dxa"/>
+            </w:tcMar>
+          </w:tcPr>
+          <w:p>
+            <w:pPr>
+              <w:spacing w:after="0"/>
+            </w:pPr>
+            <w:r>
+              <w:rPr>
+                <w:color w:val="1A1A2E"/>
+                <w:sz w:val="18"/>
+                <w:szCs w:val="18"/>
+              </w:rPr>
+              <w:t xml:space="preserve">Sin el valor nosniff, el navegador puede deducir el tipo de un archivo ignorando lo que declara el servidor y llegar a ejecutar como script algo que no lo es.</w:t>
+            </w:r>
+          </w:p>
+        </w:tc>
+      </w:tr>
+      <w:tr>
+        <w:tc>
+          <w:tcPr>
+            <w:tcW w:w="2808" w:type="dxa"/>
+            <w:tcBorders>
+              <w:top w:val="single" w:sz="1" w:space="0" w:color="CCCCCC"/>
+              <w:left w:val="single" w:sz="1" w:space="0" w:color="CCCCCC"/>
+              <w:bottom w:val="single" w:sz="1" w:space="0" w:color="CCCCCC"/>
+              <w:right w:val="single" w:sz="1" w:space="0" w:color="CCCCCC"/>
+            </w:tcBorders>
+            <w:shd w:val="clear" w:color="auto" w:fill="FFFFFF"/>
+            <w:tcMar>
+              <w:top w:w="80" w:type="dxa"/>
+              <w:left w:w="120" w:type="dxa"/>
+              <w:bottom w:w="80" w:type="dxa"/>
+              <w:right w:w="120" w:type="dxa"/>
+            </w:tcMar>
+          </w:tcPr>
+          <w:p>
+            <w:pPr>
+              <w:spacing w:after="0"/>
+            </w:pPr>
+            <w:r>
+              <w:rPr>
+                <w:color w:val="1A1A2E"/>
+                <w:sz w:val="18"/>
+                <w:szCs w:val="18"/>
+              </w:rPr>
+              <w:t xml:space="preserve">Strict-Transport-Security Header Not Set</w:t>
+            </w:r>
+          </w:p>
+        </w:tc>
+        <w:tc>
+          <w:tcPr>
+            <w:tcW w:w="936" w:type="dxa"/>
+            <w:tcBorders>
+              <w:top w:val="single" w:sz="1" w:space="0" w:color="CCCCCC"/>
+              <w:left w:val="single" w:sz="1" w:space="0" w:color="CCCCCC"/>
+              <w:bottom w:val="single" w:sz="1" w:space="0" w:color="CCCCCC"/>
+              <w:right w:val="single" w:sz="1" w:space="0" w:color="CCCCCC"/>
+            </w:tcBorders>
+            <w:shd w:val="clear" w:color="auto" w:fill="FFFFFF"/>
+            <w:tcMar>
+              <w:top w:w="80" w:type="dxa"/>
+              <w:left w:w="120" w:type="dxa"/>
+              <w:bottom w:w="80" w:type="dxa"/>
+              <w:right w:w="120" w:type="dxa"/>
+            </w:tcMar>
+          </w:tcPr>
+          <w:p>
+            <w:pPr>
+              <w:spacing w:after="0"/>
+            </w:pPr>
+            <w:r>
+              <w:rPr>
+                <w:color w:val="1A1A2E"/>
+                <w:sz w:val="18"/>
+                <w:szCs w:val="18"/>
+              </w:rPr>
+              <w:t xml:space="preserve">Baja</w:t>
+            </w:r>
+          </w:p>
+        </w:tc>
+        <w:tc>
+          <w:tcPr>
+            <w:tcW w:w="5616" w:type="dxa"/>
+            <w:tcBorders>
+              <w:top w:val="single" w:sz="1" w:space="0" w:color="CCCCCC"/>
+              <w:left w:val="single" w:sz="1" w:space="0" w:color="CCCCCC"/>
+              <w:bottom w:val="single" w:sz="1" w:space="0" w:color="CCCCCC"/>
+              <w:right w:val="single" w:sz="1" w:space="0" w:color="CCCCCC"/>
+            </w:tcBorders>
+            <w:shd w:val="clear" w:color="auto" w:fill="FFFFFF"/>
+            <w:tcMar>
+              <w:top w:w="80" w:type="dxa"/>
+              <w:left w:w="120" w:type="dxa"/>
+              <w:bottom w:w="80" w:type="dxa"/>
+              <w:right w:w="120" w:type="dxa"/>
+            </w:tcMar>
+          </w:tcPr>
+          <w:p>
+            <w:pPr>
+              <w:spacing w:after="0"/>
+            </w:pPr>
+            <w:r>
+              <w:rPr>
+                <w:color w:val="1A1A2E"/>
+                <w:sz w:val="18"/>
+                <w:szCs w:val="18"/>
+              </w:rPr>
+              <w:t xml:space="preserve">Al verificarlo, la cabecera si estaba presente en la respuesta de Vercel. Se declara igualmente de forma explicita para no depender de un comportamiento por defecto de la plataforma, que puede cambiar sin aviso.</w:t>
+            </w:r>
+          </w:p>
+        </w:tc>
+      </w:tr>
+    </w:tbl>
+    <w:p>
+      <w:pPr>
+        <w:spacing w:after="120"/>
+      </w:pPr>
+    </w:p>
+    <w:p>
+      <w:pPr>
+        <w:spacing w:after="120"/>
+      </w:pPr>
+      <w:r>
+        <w:t xml:space="preserve">Se incorporaron además cuatro cabeceras que el informe no señalaba: Referrer-Policy, Cross-Origin-Opener-Policy, X-Permitted-Cross-Domain-Policies y Permissions-Policy. Esta última merece una nota: deshabilita micrófono, ubicación y pagos, pero mantiene la cámara autorizada en el propio origen. Una política más estricta habría dejado inservible el simulador de kiosco, que necesita la cámara para leer los códigos QR.</w:t>
+      </w:r>
+    </w:p>
+    <w:p>
+      <w:pPr>
+        <w:pStyle w:val="Ttulo2"/>
+        <w:pBdr>
+          <w:bottom w:val="single" w:sz="4" w:space="0" w:color="2E75B6"/>
+        </w:pBdr>
+      </w:pPr>
+      <w:r>
+        <w:t xml:space="preserve">30.3. La política de contenidos</w:t>
+      </w:r>
+    </w:p>
+    <w:p>
+      <w:pPr>
+        <w:spacing w:after="120"/>
+      </w:pPr>
+      <w:r>
+        <w:t xml:space="preserve">Es la corrección de mayor calado y la que más riesgo tenia de romper la aplicación, porque una regla demasiado estricta bloquea recursos legítimos sin previo aviso.</w:t>
+      </w:r>
+    </w:p>
+    <w:p>
+      <w:pPr>
+        <w:spacing w:after="80"/>
+        <w:ind w:left="360"/>
+      </w:pPr>
+      <w:r>
+        <w:t xml:space="preserve">• Los scripts se restringen al propio origen sin ninguna excepción. La compilación de Vite no genera código en línea, de modo que no hacen falta permisos adicionales ni firmas.</w:t>
+      </w:r>
+    </w:p>
+    <w:p>
+      <w:pPr>
+        <w:spacing w:after="80"/>
+        <w:ind w:left="360"/>
+      </w:pPr>
+      <w:r>
+        <w:t xml:space="preserve">• Los estilos si requieren una excepción. La interfaz emplea atributos de estilo de React en doce archivos, que quedarían bloqueados sin ella. La alternativa precisa, la directiva style-src-attr, carece de soporte uniforme entre navegadores: en los que la ignoran, la aplicación se mostraría sin estilos. Se asume la excepción porque el riesgo de un estilo en línea es muy inferior al de un script. Trasladar esos atributos a clases queda anotado como mejora pendiente.</w:t>
+      </w:r>
+    </w:p>
+    <w:p>
+      <w:pPr>
+        <w:spacing w:after="80"/>
+        <w:ind w:left="360"/>
+      </w:pPr>
+      <w:r>
+        <w:t xml:space="preserve">• Se autorizan solo los origenes necesarios: los dos servidores de tipografías, el dominio de la Imagen Astronomica del Dia para el fondo diario, el esquema de datos en línea para las fotografias de perfil en Base64 y el backend de Render para las llamadas a la API.</w:t>
+      </w:r>
+    </w:p>
+    <w:p>
+      <w:pPr>
+        <w:spacing w:after="120"/>
+      </w:pPr>
+      <w:r>
+        <w:t xml:space="preserve">El backend recibio también su propia política, la más estricta posible, junto con la cabecera de políticas entre dominios. Al tratarse de una interfaz que solo devuelve JSON, sin cargar recursos ni representarse en un navegador, puede denegarlo todo por defecto.</w:t>
+      </w:r>
+    </w:p>
+    <w:p>
+      <w:r>
+        <w:br w:type="page"/>
+      </w:r>
+    </w:p>
+    <w:p>
+      <w:pPr>
+        <w:pStyle w:val="Ttulo2"/>
+        <w:pBdr>
+          <w:bottom w:val="single" w:sz="4" w:space="0" w:color="2E75B6"/>
+        </w:pBdr>
+      </w:pPr>
+      <w:r>
+        <w:t xml:space="preserve">30.4. Restricción del simulador y el manual según el rol</w:t>
+      </w:r>
+    </w:p>
+    <w:p>
+      <w:pPr>
+        <w:spacing w:after="120"/>
+      </w:pPr>
+      <w:r>
+        <w:t xml:space="preserve">La revisión de la interfaz desplegada reveló un problema distinto, de control de acceso. Cualquier empleado podía abrir el simulador de kiosco y leer en el manual el funcionamiento del panel de administración y de la gestión de personal.</w:t>
+      </w:r>
+    </w:p>
+    <w:p>
+      <w:pPr>
+        <w:shd w:val="clear" w:color="auto" w:fill="F2F2F2"/>
+        <w:spacing w:before="300" w:after="300"/>
+        <w:ind w:left="360" w:right="360"/>
+      </w:pPr>
+      <w:r>
+        <w:t xml:space="preserve">El simulador no es una función de empleado: es el terminal de control. Desde el se registra la entrada o la salida de cualquier persona que presente un código. Que estuviera al alcance de todos contradecia el objetivo general del sistema, formulado en la sección 4.1.</w:t>
+      </w:r>
+    </w:p>
+    <w:p>
+      <w:pPr>
+        <w:spacing w:after="120"/>
+      </w:pPr>
+      <w:r>
+        <w:t xml:space="preserve">La corrección se aplicó en tres niveles, y el orden importa:</w:t>
+      </w:r>
+    </w:p>
+    <w:p>
+      <w:pPr>
+        <w:spacing w:after="80"/>
+        <w:ind w:left="360"/>
+      </w:pPr>
+      <w:r>
+        <w:t xml:space="preserve">• Interfaz: la ruta del simulador pasa a exigir rol de administrador y el enlace desaparece del menu de los empleados.</w:t>
+      </w:r>
+    </w:p>
+    <w:p>
+      <w:pPr>
+        <w:spacing w:after="80"/>
+        <w:ind w:left="360"/>
+      </w:pPr>
+      <w:r>
+        <w:t xml:space="preserve">• Servidor: el registro de accesos exige rol de administrador cuando la autenticación se hace por sesión. Sin esta comprobación, ocultar el enlace habría sido una barrera puramente visual: bastaba escribir la dirección o llamar directamente a la interfaz de programación.</w:t>
+      </w:r>
+    </w:p>
+    <w:p>
+      <w:pPr>
+        <w:spacing w:after="80"/>
+        <w:ind w:left="360"/>
+      </w:pPr>
+      <w:r>
+        <w:t xml:space="preserve">• Manual: las secciones que describen pantallas restringidas se marcan como tales y se filtran. La numeración se calcula al mostrar, de modo que un empleado ve una secuencia continua y no una lista con huecos que delate lo que no puede ver.</w:t>
+      </w:r>
+    </w:p>
+    <w:p>
+      <w:pPr>
+        <w:pStyle w:val="Ttulo3"/>
+      </w:pPr>
+      <w:r>
+        <w:t xml:space="preserve">Un segundo acceso abierto, detectado al verificar</w:t>
+      </w:r>
+    </w:p>
+    <w:p>
+      <w:pPr>
+        <w:spacing w:after="120"/>
+      </w:pPr>
+      <w:r>
+        <w:t xml:space="preserve">Al comprobar la corrección contra el sistema en producción apareció que la restricción por rol solo actuaba cuando se presentaba un token. Una petición sin credencial alguna seguia adelante: quedaba un camino heredado, pensado para no romper terminales físicos cuando no se hubiera configurado la clave del kiosco.</w:t>
+      </w:r>
+    </w:p>
+    <w:p>
+      <w:pPr>
+        <w:shd w:val="clear" w:color="auto" w:fill="F2F2F2"/>
+        <w:spacing w:before="300" w:after="300"/>
+        <w:ind w:left="360" w:right="360"/>
+      </w:pPr>
+      <w:r>
+        <w:t xml:space="preserve">En la práctica significaba que cualquiera en internet podía registrar entradas y salidas con solo conocer un código de carnet. Se confirmó empiricamente: una petición anonima llegaba al controlador y respondía que el código no existia, en lugar de rechazarla por falta de permiso. El valor por defecto pasa a ser denegar. Un terminal físico se autentica con su propia clave; el simulador web, con la sesión del administrador.</w:t>
+      </w:r>
+    </w:p>
+    <w:p>
+      <w:pPr>
+        <w:pStyle w:val="Ttulo2"/>
+        <w:pBdr>
+          <w:bottom w:val="single" w:sz="4" w:space="0" w:color="2E75B6"/>
+        </w:pBdr>
+      </w:pPr>
+      <w:r>
+        <w:t xml:space="preserve">30.5. Dos defectos encontrados durante las pruebas</w:t>
+      </w:r>
+    </w:p>
+    <w:p>
+      <w:pPr>
+        <w:spacing w:after="120"/>
+      </w:pPr>
+      <w:r>
+        <w:t xml:space="preserve">Verificar lo anterior sacó a la luz dos fallos que nada tenian que ver con el control de acceso, y que ilustran el valor de probar los casos de error y no solo los de éxito.</w:t>
+      </w:r>
+    </w:p>
+    <w:p>
+      <w:pPr>
+        <w:pStyle w:val="Ttulo3"/>
+      </w:pPr>
+      <w:r>
+        <w:t xml:space="preserve">Una base de datos inaccesible tumbaba toda la interfaz de programación</w:t>
+      </w:r>
+    </w:p>
+    <w:p>
+      <w:pPr>
+        <w:spacing w:after="120"/>
+      </w:pPr>
+      <w:r>
+        <w:t xml:space="preserve">En tres controladores, la petición de una conexión al pool se hacia fuera del bloque de captura de errores. Si el pool no podía entregar un cliente, el rechazo escapaba del manejador; Express 4 no captura errores asincronos, Node lo trataba como rechazo no gestionado y terminaba el proceso.</w:t>
+      </w:r>
+    </w:p>
+    <w:p>
+      <w:pPr>
+        <w:shd w:val="clear" w:color="auto" w:fill="F2F2F2"/>
+        <w:spacing w:before="300" w:after="300"/>
+        <w:ind w:left="360" w:right="360"/>
+      </w:pPr>
+      <w:r>
+        <w:t xml:space="preserve">Dicho de otro modo: una indisponibilidad momentanea de la base de datos no devolvia un error a esa petición, sino que dejaba el servicio entero caido hasta que la plataforma lo reiniciara. Se descubrió por accidente, al morir el servidor en mitad de una prueba de permisos. Tras la corrección se verificó que, con la base de datos caida, el registro de accesos responde con error y la comprobación de salud sigue respondiendo correctamente.</w:t>
+      </w:r>
+    </w:p>
+    <w:p>
+      <w:pPr>
+        <w:pStyle w:val="Ttulo3"/>
+      </w:pPr>
+      <w:r>
+        <w:t xml:space="preserve">Un cuerpo de petición malformado devolvia error del servidor</w:t>
+      </w:r>
+    </w:p>
+    <w:p>
+      <w:pPr>
+        <w:spacing w:after="120"/>
+      </w:pPr>
+      <w:r>
+        <w:t xml:space="preserve">Un JSON invalido caia en el manejador generico y respondía 500. Corresponde un 400: el error es del cliente, no del servidor, y además ensuciaba los registros con fallos que no lo eran.</w:t>
+      </w:r>
+    </w:p>
+    <w:p>
+      <w:r>
+        <w:br w:type="page"/>
+      </w:r>
+    </w:p>
+    <w:p>
+      <w:pPr>
+        <w:pStyle w:val="Ttulo2"/>
+        <w:pBdr>
+          <w:bottom w:val="single" w:sz="4" w:space="0" w:color="2E75B6"/>
+        </w:pBdr>
+      </w:pPr>
+      <w:r>
+        <w:t xml:space="preserve">30.6. Actualización de dependencias</w:t>
+      </w:r>
+    </w:p>
+    <w:p>
+      <w:pPr>
+        <w:spacing w:after="120"/>
+      </w:pPr>
+      <w:r>
+        <w:t xml:space="preserve">La compilación en la plataforma de despliegue reportaba seis vulnerabilidades en las librerías de terceros. El recuento real era de siete en el backend y catorce en el frontend. Ambos quedaron en cero.</w:t>
+      </w:r>
+    </w:p>
+    <w:tbl>
+      <w:tblPr>
+        <w:tblW w:w="9360" w:type="dxa"/>
+        <w:tblBorders>
+          <w:top w:val="single" w:sz="4" w:space="0" w:color="auto"/>
+          <w:left w:val="single" w:sz="4" w:space="0" w:color="auto"/>
+          <w:bottom w:val="single" w:sz="4" w:space="0" w:color="auto"/>
+          <w:right w:val="single" w:sz="4" w:space="0" w:color="auto"/>
+          <w:insideH w:val="single" w:sz="4" w:space="0" w:color="auto"/>
+          <w:insideV w:val="single" w:sz="4" w:space="0" w:color="auto"/>
+        </w:tblBorders>
+        <w:tblCellMar>
+          <w:left w:w="10" w:type="dxa"/>
+          <w:right w:w="10" w:type="dxa"/>
+        </w:tblCellMar>
+        <w:tblLook w:val="04A0" w:firstRow="1" w:lastRow="0" w:firstColumn="1" w:lastColumn="0" w:noHBand="0" w:noVBand="1"/>
+      </w:tblPr>
+      <w:tblGrid>
+        <w:gridCol w:w="1872"/>
+        <w:gridCol w:w="1872"/>
+        <w:gridCol w:w="5616"/>
+      </w:tblGrid>
+      <w:tr>
+        <w:trPr>
+          <w:tblHeader/>
+        </w:trPr>
+        <w:tc>
+          <w:tcPr>
+            <w:tcW w:w="1872" w:type="dxa"/>
+            <w:tcBorders>
+              <w:top w:val="single" w:sz="1" w:space="0" w:color="CCCCCC"/>
+              <w:left w:val="single" w:sz="1" w:space="0" w:color="CCCCCC"/>
+              <w:bottom w:val="single" w:sz="1" w:space="0" w:color="CCCCCC"/>
+              <w:right w:val="single" w:sz="1" w:space="0" w:color="CCCCCC"/>
+            </w:tcBorders>
+            <w:shd w:val="clear" w:color="auto" w:fill="1E3A5F"/>
+            <w:tcMar>
+              <w:top w:w="80" w:type="dxa"/>
+              <w:left w:w="120" w:type="dxa"/>
+              <w:bottom w:w="80" w:type="dxa"/>
+              <w:right w:w="120" w:type="dxa"/>
+            </w:tcMar>
+          </w:tcPr>
+          <w:p>
+            <w:pPr>
+              <w:spacing w:after="0"/>
+            </w:pPr>
+            <w:r>
+              <w:rPr>
+                <w:b/>
+                <w:bCs/>
+                <w:color w:val="FFFFFF"/>
+                <w:sz w:val="18"/>
+                <w:szCs w:val="18"/>
+              </w:rPr>
+              <w:t xml:space="preserve">Libreria</w:t>
+            </w:r>
+          </w:p>
+        </w:tc>
+        <w:tc>
+          <w:tcPr>
+            <w:tcW w:w="1872" w:type="dxa"/>
+            <w:tcBorders>
+              <w:top w:val="single" w:sz="1" w:space="0" w:color="CCCCCC"/>
+              <w:left w:val="single" w:sz="1" w:space="0" w:color="CCCCCC"/>
+              <w:bottom w:val="single" w:sz="1" w:space="0" w:color="CCCCCC"/>
+              <w:right w:val="single" w:sz="1" w:space="0" w:color="CCCCCC"/>
+            </w:tcBorders>
+            <w:shd w:val="clear" w:color="auto" w:fill="1E3A5F"/>
+            <w:tcMar>
+              <w:top w:w="80" w:type="dxa"/>
+              <w:left w:w="120" w:type="dxa"/>
+              <w:bottom w:w="80" w:type="dxa"/>
+              <w:right w:w="120" w:type="dxa"/>
+            </w:tcMar>
+          </w:tcPr>
+          <w:p>
+            <w:pPr>
+              <w:spacing w:after="0"/>
+            </w:pPr>
+            <w:r>
+              <w:rPr>
+                <w:b/>
+                <w:bCs/>
+                <w:color w:val="FFFFFF"/>
+                <w:sz w:val="18"/>
+                <w:szCs w:val="18"/>
+              </w:rPr>
+              <w:t xml:space="preserve">Cambio</w:t>
+            </w:r>
+          </w:p>
+        </w:tc>
+        <w:tc>
+          <w:tcPr>
+            <w:tcW w:w="5616" w:type="dxa"/>
+            <w:tcBorders>
+              <w:top w:val="single" w:sz="1" w:space="0" w:color="CCCCCC"/>
+              <w:left w:val="single" w:sz="1" w:space="0" w:color="CCCCCC"/>
+              <w:bottom w:val="single" w:sz="1" w:space="0" w:color="CCCCCC"/>
+              <w:right w:val="single" w:sz="1" w:space="0" w:color="CCCCCC"/>
+            </w:tcBorders>
+            <w:shd w:val="clear" w:color="auto" w:fill="1E3A5F"/>
+            <w:tcMar>
+              <w:top w:w="80" w:type="dxa"/>
+              <w:left w:w="120" w:type="dxa"/>
+              <w:bottom w:w="80" w:type="dxa"/>
+              <w:right w:w="120" w:type="dxa"/>
+            </w:tcMar>
+          </w:tcPr>
+          <w:p>
+            <w:pPr>
+              <w:spacing w:after="0"/>
+            </w:pPr>
+            <w:r>
+              <w:rPr>
+                <w:b/>
+                <w:bCs/>
+                <w:color w:val="FFFFFF"/>
+                <w:sz w:val="18"/>
+                <w:szCs w:val="18"/>
+              </w:rPr>
+              <w:t xml:space="preserve">Motivo</w:t>
+            </w:r>
+          </w:p>
+        </w:tc>
+      </w:tr>
+      <w:tr>
+        <w:tc>
+          <w:tcPr>
+            <w:tcW w:w="1872" w:type="dxa"/>
+            <w:tcBorders>
+              <w:top w:val="single" w:sz="1" w:space="0" w:color="CCCCCC"/>
+              <w:left w:val="single" w:sz="1" w:space="0" w:color="CCCCCC"/>
+              <w:bottom w:val="single" w:sz="1" w:space="0" w:color="CCCCCC"/>
+              <w:right w:val="single" w:sz="1" w:space="0" w:color="CCCCCC"/>
+            </w:tcBorders>
+            <w:shd w:val="clear" w:color="auto" w:fill="FFFFFF"/>
+            <w:tcMar>
+              <w:top w:w="80" w:type="dxa"/>
+              <w:left w:w="120" w:type="dxa"/>
+              <w:bottom w:w="80" w:type="dxa"/>
+              <w:right w:w="120" w:type="dxa"/>
+            </w:tcMar>
+          </w:tcPr>
+          <w:p>
+            <w:pPr>
+              <w:spacing w:after="0"/>
+            </w:pPr>
+            <w:r>
+              <w:rPr>
+                <w:color w:val="1A1A2E"/>
+                <w:sz w:val="18"/>
+                <w:szCs w:val="18"/>
+              </w:rPr>
+              <w:t xml:space="preserve">proxy-addr</w:t>
+            </w:r>
+          </w:p>
+        </w:tc>
+        <w:tc>
+          <w:tcPr>
+            <w:tcW w:w="1872" w:type="dxa"/>
+            <w:tcBorders>
+              <w:top w:val="single" w:sz="1" w:space="0" w:color="CCCCCC"/>
+              <w:left w:val="single" w:sz="1" w:space="0" w:color="CCCCCC"/>
+              <w:bottom w:val="single" w:sz="1" w:space="0" w:color="CCCCCC"/>
+              <w:right w:val="single" w:sz="1" w:space="0" w:color="CCCCCC"/>
+            </w:tcBorders>
+            <w:shd w:val="clear" w:color="auto" w:fill="FFFFFF"/>
+            <w:tcMar>
+              <w:top w:w="80" w:type="dxa"/>
+              <w:left w:w="120" w:type="dxa"/>
+              <w:bottom w:w="80" w:type="dxa"/>
+              <w:right w:w="120" w:type="dxa"/>
+            </w:tcMar>
+          </w:tcPr>
+          <w:p>
+            <w:pPr>
+              <w:spacing w:after="0"/>
+            </w:pPr>
+            <w:r>
+              <w:rPr>
+                <w:color w:val="1A1A2E"/>
+                <w:sz w:val="18"/>
+                <w:szCs w:val="18"/>
+              </w:rPr>
+              <w:t xml:space="preserve">2.0.7 a 2.0.8</w:t>
+            </w:r>
+          </w:p>
+        </w:tc>
+        <w:tc>
+          <w:tcPr>
+            <w:tcW w:w="5616" w:type="dxa"/>
+            <w:tcBorders>
+              <w:top w:val="single" w:sz="1" w:space="0" w:color="CCCCCC"/>
+              <w:left w:val="single" w:sz="1" w:space="0" w:color="CCCCCC"/>
+              <w:bottom w:val="single" w:sz="1" w:space="0" w:color="CCCCCC"/>
+              <w:right w:val="single" w:sz="1" w:space="0" w:color="CCCCCC"/>
+            </w:tcBorders>
+            <w:shd w:val="clear" w:color="auto" w:fill="FFFFFF"/>
+            <w:tcMar>
+              <w:top w:w="80" w:type="dxa"/>
+              <w:left w:w="120" w:type="dxa"/>
+              <w:bottom w:w="80" w:type="dxa"/>
+              <w:right w:w="120" w:type="dxa"/>
+            </w:tcMar>
+          </w:tcPr>
+          <w:p>
+            <w:pPr>
+              <w:spacing w:after="0"/>
+            </w:pPr>
+            <w:r>
+              <w:rPr>
+                <w:color w:val="1A1A2E"/>
+                <w:sz w:val="18"/>
+                <w:szCs w:val="18"/>
+              </w:rPr>
+              <w:t xml:space="preserve">Critica. Permitia falsificar la dirección de origen mediante direcciones IPv6 que mapean IPv4. Era la más relevante para este sistema: se confia en un proxy inverso y el limitador de intentos se apoya en esa dirección, de modo que un atacante podía saltarse el límite de fuerza bruta del inicio de sesión.</w:t>
+            </w:r>
+          </w:p>
+        </w:tc>
+      </w:tr>
+      <w:tr>
+        <w:tc>
+          <w:tcPr>
+            <w:tcW w:w="1872" w:type="dxa"/>
+            <w:tcBorders>
+              <w:top w:val="single" w:sz="1" w:space="0" w:color="CCCCCC"/>
+              <w:left w:val="single" w:sz="1" w:space="0" w:color="CCCCCC"/>
+              <w:bottom w:val="single" w:sz="1" w:space="0" w:color="CCCCCC"/>
+              <w:right w:val="single" w:sz="1" w:space="0" w:color="CCCCCC"/>
+            </w:tcBorders>
+            <w:shd w:val="clear" w:color="auto" w:fill="F7F9FC"/>
+            <w:tcMar>
+              <w:top w:w="80" w:type="dxa"/>
+              <w:left w:w="120" w:type="dxa"/>
+              <w:bottom w:w="80" w:type="dxa"/>
+              <w:right w:w="120" w:type="dxa"/>
+            </w:tcMar>
+          </w:tcPr>
+          <w:p>
+            <w:pPr>
+              <w:spacing w:after="0"/>
+            </w:pPr>
+            <w:r>
+              <w:rPr>
+                <w:color w:val="1A1A2E"/>
+                <w:sz w:val="18"/>
+                <w:szCs w:val="18"/>
+              </w:rPr>
+              <w:t xml:space="preserve">bcrypt</w:t>
+            </w:r>
+          </w:p>
+        </w:tc>
+        <w:tc>
+          <w:tcPr>
+            <w:tcW w:w="1872" w:type="dxa"/>
+            <w:tcBorders>
+              <w:top w:val="single" w:sz="1" w:space="0" w:color="CCCCCC"/>
+              <w:left w:val="single" w:sz="1" w:space="0" w:color="CCCCCC"/>
+              <w:bottom w:val="single" w:sz="1" w:space="0" w:color="CCCCCC"/>
+              <w:right w:val="single" w:sz="1" w:space="0" w:color="CCCCCC"/>
+            </w:tcBorders>
+            <w:shd w:val="clear" w:color="auto" w:fill="F7F9FC"/>
+            <w:tcMar>
+              <w:top w:w="80" w:type="dxa"/>
+              <w:left w:w="120" w:type="dxa"/>
+              <w:bottom w:w="80" w:type="dxa"/>
+              <w:right w:w="120" w:type="dxa"/>
+            </w:tcMar>
+          </w:tcPr>
+          <w:p>
+            <w:pPr>
+              <w:spacing w:after="0"/>
+            </w:pPr>
+            <w:r>
+              <w:rPr>
+                <w:color w:val="1A1A2E"/>
+                <w:sz w:val="18"/>
+                <w:szCs w:val="18"/>
+              </w:rPr>
+              <w:t xml:space="preserve">5.1.1 a 6.0.0</w:t>
+            </w:r>
+          </w:p>
+        </w:tc>
+        <w:tc>
+          <w:tcPr>
+            <w:tcW w:w="5616" w:type="dxa"/>
+            <w:tcBorders>
+              <w:top w:val="single" w:sz="1" w:space="0" w:color="CCCCCC"/>
+              <w:left w:val="single" w:sz="1" w:space="0" w:color="CCCCCC"/>
+              <w:bottom w:val="single" w:sz="1" w:space="0" w:color="CCCCCC"/>
+              <w:right w:val="single" w:sz="1" w:space="0" w:color="CCCCCC"/>
+            </w:tcBorders>
+            <w:shd w:val="clear" w:color="auto" w:fill="F7F9FC"/>
+            <w:tcMar>
+              <w:top w:w="80" w:type="dxa"/>
+              <w:left w:w="120" w:type="dxa"/>
+              <w:bottom w:w="80" w:type="dxa"/>
+              <w:right w:w="120" w:type="dxa"/>
+            </w:tcMar>
+          </w:tcPr>
+          <w:p>
+            <w:pPr>
+              <w:spacing w:after="0"/>
+            </w:pPr>
+            <w:r>
+              <w:rPr>
+                <w:color w:val="1A1A2E"/>
+                <w:sz w:val="18"/>
+                <w:szCs w:val="18"/>
+              </w:rPr>
+              <w:t xml:space="preserve">Dos críticas. La versión anterior arrastraba una cadena de instalación con doce avisos de recorrido de rutas. La actualización elimina cincuenta y cinco paquetes.</w:t>
+            </w:r>
+          </w:p>
+        </w:tc>
+      </w:tr>
+      <w:tr>
+        <w:tc>
+          <w:tcPr>
+            <w:tcW w:w="1872" w:type="dxa"/>
+            <w:tcBorders>
+              <w:top w:val="single" w:sz="1" w:space="0" w:color="CCCCCC"/>
+              <w:left w:val="single" w:sz="1" w:space="0" w:color="CCCCCC"/>
+              <w:bottom w:val="single" w:sz="1" w:space="0" w:color="CCCCCC"/>
+              <w:right w:val="single" w:sz="1" w:space="0" w:color="CCCCCC"/>
+            </w:tcBorders>
+            <w:shd w:val="clear" w:color="auto" w:fill="FFFFFF"/>
+            <w:tcMar>
+              <w:top w:w="80" w:type="dxa"/>
+              <w:left w:w="120" w:type="dxa"/>
+              <w:bottom w:w="80" w:type="dxa"/>
+              <w:right w:w="120" w:type="dxa"/>
+            </w:tcMar>
+          </w:tcPr>
+          <w:p>
+            <w:pPr>
+              <w:spacing w:after="0"/>
+            </w:pPr>
+            <w:r>
+              <w:rPr>
+                <w:color w:val="1A1A2E"/>
+                <w:sz w:val="18"/>
+                <w:szCs w:val="18"/>
+              </w:rPr>
+              <w:t xml:space="preserve">express</w:t>
+            </w:r>
+          </w:p>
+        </w:tc>
+        <w:tc>
+          <w:tcPr>
+            <w:tcW w:w="1872" w:type="dxa"/>
+            <w:tcBorders>
+              <w:top w:val="single" w:sz="1" w:space="0" w:color="CCCCCC"/>
+              <w:left w:val="single" w:sz="1" w:space="0" w:color="CCCCCC"/>
+              <w:bottom w:val="single" w:sz="1" w:space="0" w:color="CCCCCC"/>
+              <w:right w:val="single" w:sz="1" w:space="0" w:color="CCCCCC"/>
+            </w:tcBorders>
+            <w:shd w:val="clear" w:color="auto" w:fill="FFFFFF"/>
+            <w:tcMar>
+              <w:top w:w="80" w:type="dxa"/>
+              <w:left w:w="120" w:type="dxa"/>
+              <w:bottom w:w="80" w:type="dxa"/>
+              <w:right w:w="120" w:type="dxa"/>
+            </w:tcMar>
+          </w:tcPr>
+          <w:p>
+            <w:pPr>
+              <w:spacing w:after="0"/>
+            </w:pPr>
+            <w:r>
+              <w:rPr>
+                <w:color w:val="1A1A2E"/>
+                <w:sz w:val="18"/>
+                <w:szCs w:val="18"/>
+              </w:rPr>
+              <w:t xml:space="preserve">4.22.1 a 5.3.0</w:t>
+            </w:r>
+          </w:p>
+        </w:tc>
+        <w:tc>
+          <w:tcPr>
+            <w:tcW w:w="5616" w:type="dxa"/>
+            <w:tcBorders>
+              <w:top w:val="single" w:sz="1" w:space="0" w:color="CCCCCC"/>
+              <w:left w:val="single" w:sz="1" w:space="0" w:color="CCCCCC"/>
+              <w:bottom w:val="single" w:sz="1" w:space="0" w:color="CCCCCC"/>
+              <w:right w:val="single" w:sz="1" w:space="0" w:color="CCCCCC"/>
+            </w:tcBorders>
+            <w:shd w:val="clear" w:color="auto" w:fill="FFFFFF"/>
+            <w:tcMar>
+              <w:top w:w="80" w:type="dxa"/>
+              <w:left w:w="120" w:type="dxa"/>
+              <w:bottom w:w="80" w:type="dxa"/>
+              <w:right w:w="120" w:type="dxa"/>
+            </w:tcMar>
+          </w:tcPr>
+          <w:p>
+            <w:pPr>
+              <w:spacing w:after="0"/>
+            </w:pPr>
+            <w:r>
+              <w:rPr>
+                <w:color w:val="1A1A2E"/>
+                <w:sz w:val="18"/>
+                <w:szCs w:val="18"/>
+              </w:rPr>
+              <w:t xml:space="preserve">Una moderada. Express 4 fijaba una versión vulnerable del analizador de consultas y no admitia la corregida. Era además la última fuente del aviso de obsolescencia que aparecia en los registros.</w:t>
+            </w:r>
+          </w:p>
+        </w:tc>
+      </w:tr>
+      <w:tr>
+        <w:tc>
+          <w:tcPr>
+            <w:tcW w:w="1872" w:type="dxa"/>
+            <w:tcBorders>
+              <w:top w:val="single" w:sz="1" w:space="0" w:color="CCCCCC"/>
+              <w:left w:val="single" w:sz="1" w:space="0" w:color="CCCCCC"/>
+              <w:bottom w:val="single" w:sz="1" w:space="0" w:color="CCCCCC"/>
+              <w:right w:val="single" w:sz="1" w:space="0" w:color="CCCCCC"/>
+            </w:tcBorders>
+            <w:shd w:val="clear" w:color="auto" w:fill="F7F9FC"/>
+            <w:tcMar>
+              <w:top w:w="80" w:type="dxa"/>
+              <w:left w:w="120" w:type="dxa"/>
+              <w:bottom w:w="80" w:type="dxa"/>
+              <w:right w:w="120" w:type="dxa"/>
+            </w:tcMar>
+          </w:tcPr>
+          <w:p>
+            <w:pPr>
+              <w:spacing w:after="0"/>
+            </w:pPr>
+            <w:r>
+              <w:rPr>
+                <w:color w:val="1A1A2E"/>
+                <w:sz w:val="18"/>
+                <w:szCs w:val="18"/>
+              </w:rPr>
+              <w:t xml:space="preserve">body-parser, brace-expansión</w:t>
+            </w:r>
+          </w:p>
+        </w:tc>
+        <w:tc>
+          <w:tcPr>
+            <w:tcW w:w="1872" w:type="dxa"/>
+            <w:tcBorders>
+              <w:top w:val="single" w:sz="1" w:space="0" w:color="CCCCCC"/>
+              <w:left w:val="single" w:sz="1" w:space="0" w:color="CCCCCC"/>
+              <w:bottom w:val="single" w:sz="1" w:space="0" w:color="CCCCCC"/>
+              <w:right w:val="single" w:sz="1" w:space="0" w:color="CCCCCC"/>
+            </w:tcBorders>
+            <w:shd w:val="clear" w:color="auto" w:fill="F7F9FC"/>
+            <w:tcMar>
+              <w:top w:w="80" w:type="dxa"/>
+              <w:left w:w="120" w:type="dxa"/>
+              <w:bottom w:w="80" w:type="dxa"/>
+              <w:right w:w="120" w:type="dxa"/>
+            </w:tcMar>
+          </w:tcPr>
+          <w:p>
+            <w:pPr>
+              <w:spacing w:after="0"/>
+            </w:pPr>
+            <w:r>
+              <w:rPr>
+                <w:color w:val="1A1A2E"/>
+                <w:sz w:val="18"/>
+                <w:szCs w:val="18"/>
+              </w:rPr>
+              <w:t xml:space="preserve">Actualizadas</w:t>
+            </w:r>
+          </w:p>
+        </w:tc>
+        <w:tc>
+          <w:tcPr>
+            <w:tcW w:w="5616" w:type="dxa"/>
+            <w:tcBorders>
+              <w:top w:val="single" w:sz="1" w:space="0" w:color="CCCCCC"/>
+              <w:left w:val="single" w:sz="1" w:space="0" w:color="CCCCCC"/>
+              <w:bottom w:val="single" w:sz="1" w:space="0" w:color="CCCCCC"/>
+              <w:right w:val="single" w:sz="1" w:space="0" w:color="CCCCCC"/>
+            </w:tcBorders>
+            <w:shd w:val="clear" w:color="auto" w:fill="F7F9FC"/>
+            <w:tcMar>
+              <w:top w:w="80" w:type="dxa"/>
+              <w:left w:w="120" w:type="dxa"/>
+              <w:bottom w:w="80" w:type="dxa"/>
+              <w:right w:w="120" w:type="dxa"/>
+            </w:tcMar>
+          </w:tcPr>
+          <w:p>
+            <w:pPr>
+              <w:spacing w:after="0"/>
+            </w:pPr>
+            <w:r>
+              <w:rPr>
+                <w:color w:val="1A1A2E"/>
+                <w:sz w:val="18"/>
+                <w:szCs w:val="18"/>
+              </w:rPr>
+              <w:t xml:space="preserve">Denegación de servicio.</w:t>
+            </w:r>
+          </w:p>
+        </w:tc>
+      </w:tr>
+      <w:tr>
+        <w:tc>
+          <w:tcPr>
+            <w:tcW w:w="1872" w:type="dxa"/>
+            <w:tcBorders>
+              <w:top w:val="single" w:sz="1" w:space="0" w:color="CCCCCC"/>
+              <w:left w:val="single" w:sz="1" w:space="0" w:color="CCCCCC"/>
+              <w:bottom w:val="single" w:sz="1" w:space="0" w:color="CCCCCC"/>
+              <w:right w:val="single" w:sz="1" w:space="0" w:color="CCCCCC"/>
+            </w:tcBorders>
+            <w:shd w:val="clear" w:color="auto" w:fill="FFFFFF"/>
+            <w:tcMar>
+              <w:top w:w="80" w:type="dxa"/>
+              <w:left w:w="120" w:type="dxa"/>
+              <w:bottom w:w="80" w:type="dxa"/>
+              <w:right w:w="120" w:type="dxa"/>
+            </w:tcMar>
+          </w:tcPr>
+          <w:p>
+            <w:pPr>
+              <w:spacing w:after="0"/>
+            </w:pPr>
+            <w:r>
+              <w:rPr>
+                <w:color w:val="1A1A2E"/>
+                <w:sz w:val="18"/>
+                <w:szCs w:val="18"/>
+              </w:rPr>
+              <w:t xml:space="preserve">vite y complementos</w:t>
+            </w:r>
+          </w:p>
+        </w:tc>
+        <w:tc>
+          <w:tcPr>
+            <w:tcW w:w="1872" w:type="dxa"/>
+            <w:tcBorders>
+              <w:top w:val="single" w:sz="1" w:space="0" w:color="CCCCCC"/>
+              <w:left w:val="single" w:sz="1" w:space="0" w:color="CCCCCC"/>
+              <w:bottom w:val="single" w:sz="1" w:space="0" w:color="CCCCCC"/>
+              <w:right w:val="single" w:sz="1" w:space="0" w:color="CCCCCC"/>
+            </w:tcBorders>
+            <w:shd w:val="clear" w:color="auto" w:fill="FFFFFF"/>
+            <w:tcMar>
+              <w:top w:w="80" w:type="dxa"/>
+              <w:left w:w="120" w:type="dxa"/>
+              <w:bottom w:w="80" w:type="dxa"/>
+              <w:right w:w="120" w:type="dxa"/>
+            </w:tcMar>
+          </w:tcPr>
+          <w:p>
+            <w:pPr>
+              <w:spacing w:after="0"/>
+            </w:pPr>
+            <w:r>
+              <w:rPr>
+                <w:color w:val="1A1A2E"/>
+                <w:sz w:val="18"/>
+                <w:szCs w:val="18"/>
+              </w:rPr>
+              <w:t xml:space="preserve">5 a 7</w:t>
+            </w:r>
+          </w:p>
+        </w:tc>
+        <w:tc>
+          <w:tcPr>
+            <w:tcW w:w="5616" w:type="dxa"/>
+            <w:tcBorders>
+              <w:top w:val="single" w:sz="1" w:space="0" w:color="CCCCCC"/>
+              <w:left w:val="single" w:sz="1" w:space="0" w:color="CCCCCC"/>
+              <w:bottom w:val="single" w:sz="1" w:space="0" w:color="CCCCCC"/>
+              <w:right w:val="single" w:sz="1" w:space="0" w:color="CCCCCC"/>
+            </w:tcBorders>
+            <w:shd w:val="clear" w:color="auto" w:fill="FFFFFF"/>
+            <w:tcMar>
+              <w:top w:w="80" w:type="dxa"/>
+              <w:left w:w="120" w:type="dxa"/>
+              <w:bottom w:w="80" w:type="dxa"/>
+              <w:right w:w="120" w:type="dxa"/>
+            </w:tcMar>
+          </w:tcPr>
+          <w:p>
+            <w:pPr>
+              <w:spacing w:after="0"/>
+            </w:pPr>
+            <w:r>
+              <w:rPr>
+                <w:color w:val="1A1A2E"/>
+                <w:sz w:val="18"/>
+                <w:szCs w:val="18"/>
+              </w:rPr>
+              <w:t xml:space="preserve">Afectaba al servidor de desarrollo, no al sitio desplegado: permitia que una web maliciosa consultara el servidor local de quien estuviera programando.</w:t>
+            </w:r>
+          </w:p>
+        </w:tc>
+      </w:tr>
+      <w:tr>
+        <w:tc>
+          <w:tcPr>
+            <w:tcW w:w="1872" w:type="dxa"/>
+            <w:tcBorders>
+              <w:top w:val="single" w:sz="1" w:space="0" w:color="CCCCCC"/>
+              <w:left w:val="single" w:sz="1" w:space="0" w:color="CCCCCC"/>
+              <w:bottom w:val="single" w:sz="1" w:space="0" w:color="CCCCCC"/>
+              <w:right w:val="single" w:sz="1" w:space="0" w:color="CCCCCC"/>
+            </w:tcBorders>
+            <w:shd w:val="clear" w:color="auto" w:fill="F7F9FC"/>
+            <w:tcMar>
+              <w:top w:w="80" w:type="dxa"/>
+              <w:left w:w="120" w:type="dxa"/>
+              <w:bottom w:w="80" w:type="dxa"/>
+              <w:right w:w="120" w:type="dxa"/>
+            </w:tcMar>
+          </w:tcPr>
+          <w:p>
+            <w:pPr>
+              <w:spacing w:after="0"/>
+            </w:pPr>
+            <w:r>
+              <w:rPr>
+                <w:color w:val="1A1A2E"/>
+                <w:sz w:val="18"/>
+                <w:szCs w:val="18"/>
+              </w:rPr>
+              <w:t xml:space="preserve">react-router-dom</w:t>
+            </w:r>
+          </w:p>
+        </w:tc>
+        <w:tc>
+          <w:tcPr>
+            <w:tcW w:w="1872" w:type="dxa"/>
+            <w:tcBorders>
+              <w:top w:val="single" w:sz="1" w:space="0" w:color="CCCCCC"/>
+              <w:left w:val="single" w:sz="1" w:space="0" w:color="CCCCCC"/>
+              <w:bottom w:val="single" w:sz="1" w:space="0" w:color="CCCCCC"/>
+              <w:right w:val="single" w:sz="1" w:space="0" w:color="CCCCCC"/>
+            </w:tcBorders>
+            <w:shd w:val="clear" w:color="auto" w:fill="F7F9FC"/>
+            <w:tcMar>
+              <w:top w:w="80" w:type="dxa"/>
+              <w:left w:w="120" w:type="dxa"/>
+              <w:bottom w:w="80" w:type="dxa"/>
+              <w:right w:w="120" w:type="dxa"/>
+            </w:tcMar>
+          </w:tcPr>
+          <w:p>
+            <w:pPr>
+              <w:spacing w:after="0"/>
+            </w:pPr>
+            <w:r>
+              <w:rPr>
+                <w:color w:val="1A1A2E"/>
+                <w:sz w:val="18"/>
+                <w:szCs w:val="18"/>
+              </w:rPr>
+              <w:t xml:space="preserve">6 a 7</w:t>
+            </w:r>
+          </w:p>
+        </w:tc>
+        <w:tc>
+          <w:tcPr>
+            <w:tcW w:w="5616" w:type="dxa"/>
+            <w:tcBorders>
+              <w:top w:val="single" w:sz="1" w:space="0" w:color="CCCCCC"/>
+              <w:left w:val="single" w:sz="1" w:space="0" w:color="CCCCCC"/>
+              <w:bottom w:val="single" w:sz="1" w:space="0" w:color="CCCCCC"/>
+              <w:right w:val="single" w:sz="1" w:space="0" w:color="CCCCCC"/>
+            </w:tcBorders>
+            <w:shd w:val="clear" w:color="auto" w:fill="F7F9FC"/>
+            <w:tcMar>
+              <w:top w:w="80" w:type="dxa"/>
+              <w:left w:w="120" w:type="dxa"/>
+              <w:bottom w:w="80" w:type="dxa"/>
+              <w:right w:w="120" w:type="dxa"/>
+            </w:tcMar>
+          </w:tcPr>
+          <w:p>
+            <w:pPr>
+              <w:spacing w:after="0"/>
+            </w:pPr>
+            <w:r>
+              <w:rPr>
+                <w:color w:val="1A1A2E"/>
+                <w:sz w:val="18"/>
+                <w:szCs w:val="18"/>
+              </w:rPr>
+              <w:t xml:space="preserve">Vulnerabilidad moderada en el enrutador.</w:t>
+            </w:r>
+          </w:p>
+        </w:tc>
+      </w:tr>
+    </w:tbl>
+    <w:p>
+      <w:pPr>
+        <w:spacing w:after="120"/>
+      </w:pPr>
+    </w:p>
+    <w:p>
+      <w:pPr>
+        <w:pStyle w:val="Ttulo3"/>
+      </w:pPr>
+      <w:r>
+        <w:t xml:space="preserve">La comprobación que no podía omitirse</w:t>
+      </w:r>
+    </w:p>
+    <w:p>
+      <w:pPr>
+        <w:shd w:val="clear" w:color="auto" w:fill="F2F2F2"/>
+        <w:spacing w:before="300" w:after="300"/>
+        <w:ind w:left="360" w:right="360"/>
+      </w:pPr>
+      <w:r>
+        <w:t xml:space="preserve">bcrypt es la librería que cifra las contraseñas. Antes de aplicar el cambio de versión mayor se generó un hash con la versión anterior y se verificó que sigue validando con la nueva, que una contraseña incorrecta sigue siendo rechazada y que el formato del hash generado es idéntico. Sin esa comprobación, una variación en el algoritmo habría dejado a todos los usuarios sin poder entrar, y el fallo solo se habría descubierto en producción.</w:t>
+      </w:r>
+    </w:p>
+    <w:p>
+      <w:pPr>
+        <w:spacing w:after="120"/>
+      </w:pPr>
+      <w:r>
+        <w:t xml:space="preserve">La actualización de la herramienta de compilación ilustra otro criterio. La auditoría proponía saltar a la versión 8, que incorpora un motor de construcción distinto y rompía la compilación. Se optó por la 7, que conserva el motor actual y corrige igualmente el aviso. Aceptar sin más la recomendación automática habría dejado el proyecto sin poder compilarse.</w:t>
+      </w:r>
+    </w:p>
+    <w:p>
+      <w:pPr>
+        <w:pStyle w:val="Ttulo2"/>
+        <w:pBdr>
+          <w:bottom w:val="single" w:sz="4" w:space="0" w:color="2E75B6"/>
+        </w:pBdr>
+      </w:pPr>
+      <w:r>
+        <w:t xml:space="preserve">30.7. Verificación</w:t>
+      </w:r>
+    </w:p>
+    <w:p>
+      <w:pPr>
+        <w:spacing w:after="120"/>
+      </w:pPr>
+      <w:r>
+        <w:t xml:space="preserve">Las cabeceras y la política de contenidos se probaron antes de publicarlas, sirviendo la compilación de producción desde un servidor local que aplicaba la configuración real. Ese paso evita el fallo más probable de este tipo de cambio: descubrir en producción que la política bloquea un recurso necesario. Las dependencias se verificaron con instalación limpia en ambos proyectos, reproduciendo lo que hacen las plataformas de despliegue.</w:t>
+      </w:r>
+    </w:p>
+    <w:tbl>
+      <w:tblPr>
+        <w:tblW w:w="9360" w:type="dxa"/>
+        <w:tblBorders>
+          <w:top w:val="single" w:sz="4" w:space="0" w:color="auto"/>
+          <w:left w:val="single" w:sz="4" w:space="0" w:color="auto"/>
+          <w:bottom w:val="single" w:sz="4" w:space="0" w:color="auto"/>
+          <w:right w:val="single" w:sz="4" w:space="0" w:color="auto"/>
+          <w:insideH w:val="single" w:sz="4" w:space="0" w:color="auto"/>
+          <w:insideV w:val="single" w:sz="4" w:space="0" w:color="auto"/>
+        </w:tblBorders>
+        <w:tblCellMar>
+          <w:left w:w="10" w:type="dxa"/>
+          <w:right w:w="10" w:type="dxa"/>
+        </w:tblCellMar>
+        <w:tblLook w:val="04A0" w:firstRow="1" w:lastRow="0" w:firstColumn="1" w:lastColumn="0" w:noHBand="0" w:noVBand="1"/>
+      </w:tblPr>
+      <w:tblGrid>
+        <w:gridCol w:w="4680"/>
+        <w:gridCol w:w="4680"/>
+      </w:tblGrid>
+      <w:tr>
+        <w:trPr>
+          <w:tblHeader/>
+        </w:trPr>
+        <w:tc>
+          <w:tcPr>
+            <w:tcW w:w="4680" w:type="dxa"/>
+            <w:tcBorders>
+              <w:top w:val="single" w:sz="1" w:space="0" w:color="CCCCCC"/>
+              <w:left w:val="single" w:sz="1" w:space="0" w:color="CCCCCC"/>
+              <w:bottom w:val="single" w:sz="1" w:space="0" w:color="CCCCCC"/>
+              <w:right w:val="single" w:sz="1" w:space="0" w:color="CCCCCC"/>
+            </w:tcBorders>
+            <w:shd w:val="clear" w:color="auto" w:fill="1E3A5F"/>
+            <w:tcMar>
+              <w:top w:w="80" w:type="dxa"/>
+              <w:left w:w="120" w:type="dxa"/>
+              <w:bottom w:w="80" w:type="dxa"/>
+              <w:right w:w="120" w:type="dxa"/>
+            </w:tcMar>
+          </w:tcPr>
+          <w:p>
+            <w:pPr>
+              <w:spacing w:after="0"/>
+            </w:pPr>
+            <w:r>
+              <w:rPr>
+                <w:b/>
+                <w:bCs/>
+                <w:color w:val="FFFFFF"/>
+                <w:sz w:val="18"/>
+                <w:szCs w:val="18"/>
+              </w:rPr>
+              <w:t xml:space="preserve">Comprobación</w:t>
+            </w:r>
+          </w:p>
+        </w:tc>
+        <w:tc>
+          <w:tcPr>
+            <w:tcW w:w="4680" w:type="dxa"/>
+            <w:tcBorders>
+              <w:top w:val="single" w:sz="1" w:space="0" w:color="CCCCCC"/>
+              <w:left w:val="single" w:sz="1" w:space="0" w:color="CCCCCC"/>
+              <w:bottom w:val="single" w:sz="1" w:space="0" w:color="CCCCCC"/>
+              <w:right w:val="single" w:sz="1" w:space="0" w:color="CCCCCC"/>
+            </w:tcBorders>
+            <w:shd w:val="clear" w:color="auto" w:fill="1E3A5F"/>
+            <w:tcMar>
+              <w:top w:w="80" w:type="dxa"/>
+              <w:left w:w="120" w:type="dxa"/>
+              <w:bottom w:w="80" w:type="dxa"/>
+              <w:right w:w="120" w:type="dxa"/>
+            </w:tcMar>
+          </w:tcPr>
+          <w:p>
+            <w:pPr>
+              <w:spacing w:after="0"/>
+            </w:pPr>
+            <w:r>
+              <w:rPr>
+                <w:b/>
+                <w:bCs/>
+                <w:color w:val="FFFFFF"/>
+                <w:sz w:val="18"/>
+                <w:szCs w:val="18"/>
+              </w:rPr>
+              <w:t xml:space="preserve">Resultado</w:t>
+            </w:r>
+          </w:p>
+        </w:tc>
+      </w:tr>
+      <w:tr>
+        <w:tc>
+          <w:tcPr>
+            <w:tcW w:w="4680" w:type="dxa"/>
+            <w:tcBorders>
+              <w:top w:val="single" w:sz="1" w:space="0" w:color="CCCCCC"/>
+              <w:left w:val="single" w:sz="1" w:space="0" w:color="CCCCCC"/>
+              <w:bottom w:val="single" w:sz="1" w:space="0" w:color="CCCCCC"/>
+              <w:right w:val="single" w:sz="1" w:space="0" w:color="CCCCCC"/>
+            </w:tcBorders>
+            <w:shd w:val="clear" w:color="auto" w:fill="FFFFFF"/>
+            <w:tcMar>
+              <w:top w:w="80" w:type="dxa"/>
+              <w:left w:w="120" w:type="dxa"/>
+              <w:bottom w:w="80" w:type="dxa"/>
+              <w:right w:w="120" w:type="dxa"/>
+            </w:tcMar>
+          </w:tcPr>
+          <w:p>
+            <w:pPr>
+              <w:spacing w:after="0"/>
+            </w:pPr>
+            <w:r>
+              <w:rPr>
+                <w:color w:val="1A1A2E"/>
+                <w:sz w:val="18"/>
+                <w:szCs w:val="18"/>
+              </w:rPr>
+              <w:t xml:space="preserve">Vulnerabilidades en backend y frontend</w:t>
+            </w:r>
+          </w:p>
+        </w:tc>
+        <w:tc>
+          <w:tcPr>
+            <w:tcW w:w="4680" w:type="dxa"/>
+            <w:tcBorders>
+              <w:top w:val="single" w:sz="1" w:space="0" w:color="CCCCCC"/>
+              <w:left w:val="single" w:sz="1" w:space="0" w:color="CCCCCC"/>
+              <w:bottom w:val="single" w:sz="1" w:space="0" w:color="CCCCCC"/>
+              <w:right w:val="single" w:sz="1" w:space="0" w:color="CCCCCC"/>
+            </w:tcBorders>
+            <w:shd w:val="clear" w:color="auto" w:fill="FFFFFF"/>
+            <w:tcMar>
+              <w:top w:w="80" w:type="dxa"/>
+              <w:left w:w="120" w:type="dxa"/>
+              <w:bottom w:w="80" w:type="dxa"/>
+              <w:right w:w="120" w:type="dxa"/>
+            </w:tcMar>
+          </w:tcPr>
+          <w:p>
+            <w:pPr>
+              <w:spacing w:after="0"/>
+            </w:pPr>
+            <w:r>
+              <w:rPr>
+                <w:color w:val="1A1A2E"/>
+                <w:sz w:val="18"/>
+                <w:szCs w:val="18"/>
+              </w:rPr>
+              <w:t xml:space="preserve">De veintiuna a cero</w:t>
+            </w:r>
+          </w:p>
+        </w:tc>
+      </w:tr>
+      <w:tr>
+        <w:tc>
+          <w:tcPr>
+            <w:tcW w:w="4680" w:type="dxa"/>
+            <w:tcBorders>
+              <w:top w:val="single" w:sz="1" w:space="0" w:color="CCCCCC"/>
+              <w:left w:val="single" w:sz="1" w:space="0" w:color="CCCCCC"/>
+              <w:bottom w:val="single" w:sz="1" w:space="0" w:color="CCCCCC"/>
+              <w:right w:val="single" w:sz="1" w:space="0" w:color="CCCCCC"/>
+            </w:tcBorders>
+            <w:shd w:val="clear" w:color="auto" w:fill="F7F9FC"/>
+            <w:tcMar>
+              <w:top w:w="80" w:type="dxa"/>
+              <w:left w:w="120" w:type="dxa"/>
+              <w:bottom w:w="80" w:type="dxa"/>
+              <w:right w:w="120" w:type="dxa"/>
+            </w:tcMar>
+          </w:tcPr>
+          <w:p>
+            <w:pPr>
+              <w:spacing w:after="0"/>
+            </w:pPr>
+            <w:r>
+              <w:rPr>
+                <w:color w:val="1A1A2E"/>
+                <w:sz w:val="18"/>
+                <w:szCs w:val="18"/>
+              </w:rPr>
+              <w:t xml:space="preserve">Hash de la versión anterior de bcrypt validado con la nueva</w:t>
+            </w:r>
+          </w:p>
+        </w:tc>
+        <w:tc>
+          <w:tcPr>
+            <w:tcW w:w="4680" w:type="dxa"/>
+            <w:tcBorders>
+              <w:top w:val="single" w:sz="1" w:space="0" w:color="CCCCCC"/>
+              <w:left w:val="single" w:sz="1" w:space="0" w:color="CCCCCC"/>
+              <w:bottom w:val="single" w:sz="1" w:space="0" w:color="CCCCCC"/>
+              <w:right w:val="single" w:sz="1" w:space="0" w:color="CCCCCC"/>
+            </w:tcBorders>
+            <w:shd w:val="clear" w:color="auto" w:fill="F7F9FC"/>
+            <w:tcMar>
+              <w:top w:w="80" w:type="dxa"/>
+              <w:left w:w="120" w:type="dxa"/>
+              <w:bottom w:w="80" w:type="dxa"/>
+              <w:right w:w="120" w:type="dxa"/>
+            </w:tcMar>
+          </w:tcPr>
+          <w:p>
+            <w:pPr>
+              <w:spacing w:after="0"/>
+            </w:pPr>
+            <w:r>
+              <w:rPr>
+                <w:color w:val="1A1A2E"/>
+                <w:sz w:val="18"/>
+                <w:szCs w:val="18"/>
+              </w:rPr>
+              <w:t xml:space="preserve">Correcto</w:t>
+            </w:r>
+          </w:p>
+        </w:tc>
+      </w:tr>
+      <w:tr>
+        <w:tc>
+          <w:tcPr>
+            <w:tcW w:w="4680" w:type="dxa"/>
+            <w:tcBorders>
+              <w:top w:val="single" w:sz="1" w:space="0" w:color="CCCCCC"/>
+              <w:left w:val="single" w:sz="1" w:space="0" w:color="CCCCCC"/>
+              <w:bottom w:val="single" w:sz="1" w:space="0" w:color="CCCCCC"/>
+              <w:right w:val="single" w:sz="1" w:space="0" w:color="CCCCCC"/>
+            </w:tcBorders>
+            <w:shd w:val="clear" w:color="auto" w:fill="FFFFFF"/>
+            <w:tcMar>
+              <w:top w:w="80" w:type="dxa"/>
+              <w:left w:w="120" w:type="dxa"/>
+              <w:bottom w:w="80" w:type="dxa"/>
+              <w:right w:w="120" w:type="dxa"/>
+            </w:tcMar>
+          </w:tcPr>
+          <w:p>
+            <w:pPr>
+              <w:spacing w:after="0"/>
+            </w:pPr>
+            <w:r>
+              <w:rPr>
+                <w:color w:val="1A1A2E"/>
+                <w:sz w:val="18"/>
+                <w:szCs w:val="18"/>
+              </w:rPr>
+              <w:t xml:space="preserve">Violaciones de la política de contenidos</w:t>
+            </w:r>
+          </w:p>
+        </w:tc>
+        <w:tc>
+          <w:tcPr>
+            <w:tcW w:w="4680" w:type="dxa"/>
+            <w:tcBorders>
+              <w:top w:val="single" w:sz="1" w:space="0" w:color="CCCCCC"/>
+              <w:left w:val="single" w:sz="1" w:space="0" w:color="CCCCCC"/>
+              <w:bottom w:val="single" w:sz="1" w:space="0" w:color="CCCCCC"/>
+              <w:right w:val="single" w:sz="1" w:space="0" w:color="CCCCCC"/>
+            </w:tcBorders>
+            <w:shd w:val="clear" w:color="auto" w:fill="FFFFFF"/>
+            <w:tcMar>
+              <w:top w:w="80" w:type="dxa"/>
+              <w:left w:w="120" w:type="dxa"/>
+              <w:bottom w:w="80" w:type="dxa"/>
+              <w:right w:w="120" w:type="dxa"/>
+            </w:tcMar>
+          </w:tcPr>
+          <w:p>
+            <w:pPr>
+              <w:spacing w:after="0"/>
+            </w:pPr>
+            <w:r>
+              <w:rPr>
+                <w:color w:val="1A1A2E"/>
+                <w:sz w:val="18"/>
+                <w:szCs w:val="18"/>
+              </w:rPr>
+              <w:t xml:space="preserve">Ninguna, en local ni en producción</w:t>
+            </w:r>
+          </w:p>
+        </w:tc>
+      </w:tr>
+      <w:tr>
+        <w:tc>
+          <w:tcPr>
+            <w:tcW w:w="4680" w:type="dxa"/>
+            <w:tcBorders>
+              <w:top w:val="single" w:sz="1" w:space="0" w:color="CCCCCC"/>
+              <w:left w:val="single" w:sz="1" w:space="0" w:color="CCCCCC"/>
+              <w:bottom w:val="single" w:sz="1" w:space="0" w:color="CCCCCC"/>
+              <w:right w:val="single" w:sz="1" w:space="0" w:color="CCCCCC"/>
+            </w:tcBorders>
+            <w:shd w:val="clear" w:color="auto" w:fill="F7F9FC"/>
+            <w:tcMar>
+              <w:top w:w="80" w:type="dxa"/>
+              <w:left w:w="120" w:type="dxa"/>
+              <w:bottom w:w="80" w:type="dxa"/>
+              <w:right w:w="120" w:type="dxa"/>
+            </w:tcMar>
+          </w:tcPr>
+          <w:p>
+            <w:pPr>
+              <w:spacing w:after="0"/>
+            </w:pPr>
+            <w:r>
+              <w:rPr>
+                <w:color w:val="1A1A2E"/>
+                <w:sz w:val="18"/>
+                <w:szCs w:val="18"/>
+              </w:rPr>
+              <w:t xml:space="preserve">Tipografías, imágenes y llamadas a la interfaz de programación</w:t>
+            </w:r>
+          </w:p>
+        </w:tc>
+        <w:tc>
+          <w:tcPr>
+            <w:tcW w:w="4680" w:type="dxa"/>
+            <w:tcBorders>
+              <w:top w:val="single" w:sz="1" w:space="0" w:color="CCCCCC"/>
+              <w:left w:val="single" w:sz="1" w:space="0" w:color="CCCCCC"/>
+              <w:bottom w:val="single" w:sz="1" w:space="0" w:color="CCCCCC"/>
+              <w:right w:val="single" w:sz="1" w:space="0" w:color="CCCCCC"/>
+            </w:tcBorders>
+            <w:shd w:val="clear" w:color="auto" w:fill="F7F9FC"/>
+            <w:tcMar>
+              <w:top w:w="80" w:type="dxa"/>
+              <w:left w:w="120" w:type="dxa"/>
+              <w:bottom w:w="80" w:type="dxa"/>
+              <w:right w:w="120" w:type="dxa"/>
+            </w:tcMar>
+          </w:tcPr>
+          <w:p>
+            <w:pPr>
+              <w:spacing w:after="0"/>
+            </w:pPr>
+            <w:r>
+              <w:rPr>
+                <w:color w:val="1A1A2E"/>
+                <w:sz w:val="18"/>
+                <w:szCs w:val="18"/>
+              </w:rPr>
+              <w:t xml:space="preserve">Operativas</w:t>
+            </w:r>
+          </w:p>
+        </w:tc>
+      </w:tr>
+      <w:tr>
+        <w:tc>
+          <w:tcPr>
+            <w:tcW w:w="4680" w:type="dxa"/>
+            <w:tcBorders>
+              <w:top w:val="single" w:sz="1" w:space="0" w:color="CCCCCC"/>
+              <w:left w:val="single" w:sz="1" w:space="0" w:color="CCCCCC"/>
+              <w:bottom w:val="single" w:sz="1" w:space="0" w:color="CCCCCC"/>
+              <w:right w:val="single" w:sz="1" w:space="0" w:color="CCCCCC"/>
+            </w:tcBorders>
+            <w:shd w:val="clear" w:color="auto" w:fill="FFFFFF"/>
+            <w:tcMar>
+              <w:top w:w="80" w:type="dxa"/>
+              <w:left w:w="120" w:type="dxa"/>
+              <w:bottom w:w="80" w:type="dxa"/>
+              <w:right w:w="120" w:type="dxa"/>
+            </w:tcMar>
+          </w:tcPr>
+          <w:p>
+            <w:pPr>
+              <w:spacing w:after="0"/>
+            </w:pPr>
+            <w:r>
+              <w:rPr>
+                <w:color w:val="1A1A2E"/>
+                <w:sz w:val="18"/>
+                <w:szCs w:val="18"/>
+              </w:rPr>
+              <w:t xml:space="preserve">Cámara del simulador</w:t>
+            </w:r>
+          </w:p>
+        </w:tc>
+        <w:tc>
+          <w:tcPr>
+            <w:tcW w:w="4680" w:type="dxa"/>
+            <w:tcBorders>
+              <w:top w:val="single" w:sz="1" w:space="0" w:color="CCCCCC"/>
+              <w:left w:val="single" w:sz="1" w:space="0" w:color="CCCCCC"/>
+              <w:bottom w:val="single" w:sz="1" w:space="0" w:color="CCCCCC"/>
+              <w:right w:val="single" w:sz="1" w:space="0" w:color="CCCCCC"/>
+            </w:tcBorders>
+            <w:shd w:val="clear" w:color="auto" w:fill="FFFFFF"/>
+            <w:tcMar>
+              <w:top w:w="80" w:type="dxa"/>
+              <w:left w:w="120" w:type="dxa"/>
+              <w:bottom w:w="80" w:type="dxa"/>
+              <w:right w:w="120" w:type="dxa"/>
+            </w:tcMar>
+          </w:tcPr>
+          <w:p>
+            <w:pPr>
+              <w:spacing w:after="0"/>
+            </w:pPr>
+            <w:r>
+              <w:rPr>
+                <w:color w:val="1A1A2E"/>
+                <w:sz w:val="18"/>
+                <w:szCs w:val="18"/>
+              </w:rPr>
+              <w:t xml:space="preserve">Permitida en el propio origen; micrófono, ubicación y pagos bloqueados</w:t>
+            </w:r>
+          </w:p>
+        </w:tc>
+      </w:tr>
+      <w:tr>
+        <w:tc>
+          <w:tcPr>
+            <w:tcW w:w="4680" w:type="dxa"/>
+            <w:tcBorders>
+              <w:top w:val="single" w:sz="1" w:space="0" w:color="CCCCCC"/>
+              <w:left w:val="single" w:sz="1" w:space="0" w:color="CCCCCC"/>
+              <w:bottom w:val="single" w:sz="1" w:space="0" w:color="CCCCCC"/>
+              <w:right w:val="single" w:sz="1" w:space="0" w:color="CCCCCC"/>
+            </w:tcBorders>
+            <w:shd w:val="clear" w:color="auto" w:fill="F7F9FC"/>
+            <w:tcMar>
+              <w:top w:w="80" w:type="dxa"/>
+              <w:left w:w="120" w:type="dxa"/>
+              <w:bottom w:w="80" w:type="dxa"/>
+              <w:right w:w="120" w:type="dxa"/>
+            </w:tcMar>
+          </w:tcPr>
+          <w:p>
+            <w:pPr>
+              <w:spacing w:after="0"/>
+            </w:pPr>
+            <w:r>
+              <w:rPr>
+                <w:color w:val="1A1A2E"/>
+                <w:sz w:val="18"/>
+                <w:szCs w:val="18"/>
+              </w:rPr>
+              <w:t xml:space="preserve">Registro de accesos sin credencial</w:t>
+            </w:r>
+          </w:p>
+        </w:tc>
+        <w:tc>
+          <w:tcPr>
+            <w:tcW w:w="4680" w:type="dxa"/>
+            <w:tcBorders>
+              <w:top w:val="single" w:sz="1" w:space="0" w:color="CCCCCC"/>
+              <w:left w:val="single" w:sz="1" w:space="0" w:color="CCCCCC"/>
+              <w:bottom w:val="single" w:sz="1" w:space="0" w:color="CCCCCC"/>
+              <w:right w:val="single" w:sz="1" w:space="0" w:color="CCCCCC"/>
+            </w:tcBorders>
+            <w:shd w:val="clear" w:color="auto" w:fill="F7F9FC"/>
+            <w:tcMar>
+              <w:top w:w="80" w:type="dxa"/>
+              <w:left w:w="120" w:type="dxa"/>
+              <w:bottom w:w="80" w:type="dxa"/>
+              <w:right w:w="120" w:type="dxa"/>
+            </w:tcMar>
+          </w:tcPr>
+          <w:p>
+            <w:pPr>
+              <w:spacing w:after="0"/>
+            </w:pPr>
+            <w:r>
+              <w:rPr>
+                <w:color w:val="1A1A2E"/>
+                <w:sz w:val="18"/>
+                <w:szCs w:val="18"/>
+              </w:rPr>
+              <w:t xml:space="preserve">Rechazado por falta de permiso</w:t>
+            </w:r>
+          </w:p>
+        </w:tc>
+      </w:tr>
+      <w:tr>
+        <w:tc>
+          <w:tcPr>
+            <w:tcW w:w="4680" w:type="dxa"/>
+            <w:tcBorders>
+              <w:top w:val="single" w:sz="1" w:space="0" w:color="CCCCCC"/>
+              <w:left w:val="single" w:sz="1" w:space="0" w:color="CCCCCC"/>
+              <w:bottom w:val="single" w:sz="1" w:space="0" w:color="CCCCCC"/>
+              <w:right w:val="single" w:sz="1" w:space="0" w:color="CCCCCC"/>
+            </w:tcBorders>
+            <w:shd w:val="clear" w:color="auto" w:fill="FFFFFF"/>
+            <w:tcMar>
+              <w:top w:w="80" w:type="dxa"/>
+              <w:left w:w="120" w:type="dxa"/>
+              <w:bottom w:w="80" w:type="dxa"/>
+              <w:right w:w="120" w:type="dxa"/>
+            </w:tcMar>
+          </w:tcPr>
+          <w:p>
+            <w:pPr>
+              <w:spacing w:after="0"/>
+            </w:pPr>
+            <w:r>
+              <w:rPr>
+                <w:color w:val="1A1A2E"/>
+                <w:sz w:val="18"/>
+                <w:szCs w:val="18"/>
+              </w:rPr>
+              <w:t xml:space="preserve">Registro de accesos con rol de empleado</w:t>
+            </w:r>
+          </w:p>
+        </w:tc>
+        <w:tc>
+          <w:tcPr>
+            <w:tcW w:w="4680" w:type="dxa"/>
+            <w:tcBorders>
+              <w:top w:val="single" w:sz="1" w:space="0" w:color="CCCCCC"/>
+              <w:left w:val="single" w:sz="1" w:space="0" w:color="CCCCCC"/>
+              <w:bottom w:val="single" w:sz="1" w:space="0" w:color="CCCCCC"/>
+              <w:right w:val="single" w:sz="1" w:space="0" w:color="CCCCCC"/>
+            </w:tcBorders>
+            <w:shd w:val="clear" w:color="auto" w:fill="FFFFFF"/>
+            <w:tcMar>
+              <w:top w:w="80" w:type="dxa"/>
+              <w:left w:w="120" w:type="dxa"/>
+              <w:bottom w:w="80" w:type="dxa"/>
+              <w:right w:w="120" w:type="dxa"/>
+            </w:tcMar>
+          </w:tcPr>
+          <w:p>
+            <w:pPr>
+              <w:spacing w:after="0"/>
+            </w:pPr>
+            <w:r>
+              <w:rPr>
+                <w:color w:val="1A1A2E"/>
+                <w:sz w:val="18"/>
+                <w:szCs w:val="18"/>
+              </w:rPr>
+              <w:t xml:space="preserve">Rechazado por permisos insuficientes</w:t>
+            </w:r>
+          </w:p>
+        </w:tc>
+      </w:tr>
+      <w:tr>
+        <w:tc>
+          <w:tcPr>
+            <w:tcW w:w="4680" w:type="dxa"/>
+            <w:tcBorders>
+              <w:top w:val="single" w:sz="1" w:space="0" w:color="CCCCCC"/>
+              <w:left w:val="single" w:sz="1" w:space="0" w:color="CCCCCC"/>
+              <w:bottom w:val="single" w:sz="1" w:space="0" w:color="CCCCCC"/>
+              <w:right w:val="single" w:sz="1" w:space="0" w:color="CCCCCC"/>
+            </w:tcBorders>
+            <w:shd w:val="clear" w:color="auto" w:fill="F7F9FC"/>
+            <w:tcMar>
+              <w:top w:w="80" w:type="dxa"/>
+              <w:left w:w="120" w:type="dxa"/>
+              <w:bottom w:w="80" w:type="dxa"/>
+              <w:right w:w="120" w:type="dxa"/>
+            </w:tcMar>
+          </w:tcPr>
+          <w:p>
+            <w:pPr>
+              <w:spacing w:after="0"/>
+            </w:pPr>
+            <w:r>
+              <w:rPr>
+                <w:color w:val="1A1A2E"/>
+                <w:sz w:val="18"/>
+                <w:szCs w:val="18"/>
+              </w:rPr>
+              <w:t xml:space="preserve">Rutas restringidas con sesión de empleado</w:t>
+            </w:r>
+          </w:p>
+        </w:tc>
+        <w:tc>
+          <w:tcPr>
+            <w:tcW w:w="4680" w:type="dxa"/>
+            <w:tcBorders>
+              <w:top w:val="single" w:sz="1" w:space="0" w:color="CCCCCC"/>
+              <w:left w:val="single" w:sz="1" w:space="0" w:color="CCCCCC"/>
+              <w:bottom w:val="single" w:sz="1" w:space="0" w:color="CCCCCC"/>
+              <w:right w:val="single" w:sz="1" w:space="0" w:color="CCCCCC"/>
+            </w:tcBorders>
+            <w:shd w:val="clear" w:color="auto" w:fill="F7F9FC"/>
+            <w:tcMar>
+              <w:top w:w="80" w:type="dxa"/>
+              <w:left w:w="120" w:type="dxa"/>
+              <w:bottom w:w="80" w:type="dxa"/>
+              <w:right w:w="120" w:type="dxa"/>
+            </w:tcMar>
+          </w:tcPr>
+          <w:p>
+            <w:pPr>
+              <w:spacing w:after="0"/>
+            </w:pPr>
+            <w:r>
+              <w:rPr>
+                <w:color w:val="1A1A2E"/>
+                <w:sz w:val="18"/>
+                <w:szCs w:val="18"/>
+              </w:rPr>
+              <w:t xml:space="preserve">Redirigen al carnet digital</w:t>
+            </w:r>
+          </w:p>
+        </w:tc>
+      </w:tr>
+      <w:tr>
+        <w:tc>
+          <w:tcPr>
+            <w:tcW w:w="4680" w:type="dxa"/>
+            <w:tcBorders>
+              <w:top w:val="single" w:sz="1" w:space="0" w:color="CCCCCC"/>
+              <w:left w:val="single" w:sz="1" w:space="0" w:color="CCCCCC"/>
+              <w:bottom w:val="single" w:sz="1" w:space="0" w:color="CCCCCC"/>
+              <w:right w:val="single" w:sz="1" w:space="0" w:color="CCCCCC"/>
+            </w:tcBorders>
+            <w:shd w:val="clear" w:color="auto" w:fill="FFFFFF"/>
+            <w:tcMar>
+              <w:top w:w="80" w:type="dxa"/>
+              <w:left w:w="120" w:type="dxa"/>
+              <w:bottom w:w="80" w:type="dxa"/>
+              <w:right w:w="120" w:type="dxa"/>
+            </w:tcMar>
+          </w:tcPr>
+          <w:p>
+            <w:pPr>
+              <w:spacing w:after="0"/>
+            </w:pPr>
+            <w:r>
+              <w:rPr>
+                <w:color w:val="1A1A2E"/>
+                <w:sz w:val="18"/>
+                <w:szCs w:val="18"/>
+              </w:rPr>
+              <w:t xml:space="preserve">Manual según el rol</w:t>
+            </w:r>
+          </w:p>
+        </w:tc>
+        <w:tc>
+          <w:tcPr>
+            <w:tcW w:w="4680" w:type="dxa"/>
+            <w:tcBorders>
+              <w:top w:val="single" w:sz="1" w:space="0" w:color="CCCCCC"/>
+              <w:left w:val="single" w:sz="1" w:space="0" w:color="CCCCCC"/>
+              <w:bottom w:val="single" w:sz="1" w:space="0" w:color="CCCCCC"/>
+              <w:right w:val="single" w:sz="1" w:space="0" w:color="CCCCCC"/>
+            </w:tcBorders>
+            <w:shd w:val="clear" w:color="auto" w:fill="FFFFFF"/>
+            <w:tcMar>
+              <w:top w:w="80" w:type="dxa"/>
+              <w:left w:w="120" w:type="dxa"/>
+              <w:bottom w:w="80" w:type="dxa"/>
+              <w:right w:w="120" w:type="dxa"/>
+            </w:tcMar>
+          </w:tcPr>
+          <w:p>
+            <w:pPr>
+              <w:spacing w:after="0"/>
+            </w:pPr>
+            <w:r>
+              <w:rPr>
+                <w:color w:val="1A1A2E"/>
+                <w:sz w:val="18"/>
+                <w:szCs w:val="18"/>
+              </w:rPr>
+              <w:t xml:space="preserve">Tres secciones para el empleado, seis para el administrador</w:t>
+            </w:r>
+          </w:p>
+        </w:tc>
+      </w:tr>
+      <w:tr>
+        <w:tc>
+          <w:tcPr>
+            <w:tcW w:w="4680" w:type="dxa"/>
+            <w:tcBorders>
+              <w:top w:val="single" w:sz="1" w:space="0" w:color="CCCCCC"/>
+              <w:left w:val="single" w:sz="1" w:space="0" w:color="CCCCCC"/>
+              <w:bottom w:val="single" w:sz="1" w:space="0" w:color="CCCCCC"/>
+              <w:right w:val="single" w:sz="1" w:space="0" w:color="CCCCCC"/>
+            </w:tcBorders>
+            <w:shd w:val="clear" w:color="auto" w:fill="F7F9FC"/>
+            <w:tcMar>
+              <w:top w:w="80" w:type="dxa"/>
+              <w:left w:w="120" w:type="dxa"/>
+              <w:bottom w:w="80" w:type="dxa"/>
+              <w:right w:w="120" w:type="dxa"/>
+            </w:tcMar>
+          </w:tcPr>
+          <w:p>
+            <w:pPr>
+              <w:spacing w:after="0"/>
+            </w:pPr>
+            <w:r>
+              <w:rPr>
+                <w:color w:val="1A1A2E"/>
+                <w:sz w:val="18"/>
+                <w:szCs w:val="18"/>
+              </w:rPr>
+              <w:t xml:space="preserve">Comprobación de salud tras un fallo de base de datos</w:t>
+            </w:r>
+          </w:p>
+        </w:tc>
+        <w:tc>
+          <w:tcPr>
+            <w:tcW w:w="4680" w:type="dxa"/>
+            <w:tcBorders>
+              <w:top w:val="single" w:sz="1" w:space="0" w:color="CCCCCC"/>
+              <w:left w:val="single" w:sz="1" w:space="0" w:color="CCCCCC"/>
+              <w:bottom w:val="single" w:sz="1" w:space="0" w:color="CCCCCC"/>
+              <w:right w:val="single" w:sz="1" w:space="0" w:color="CCCCCC"/>
+            </w:tcBorders>
+            <w:shd w:val="clear" w:color="auto" w:fill="F7F9FC"/>
+            <w:tcMar>
+              <w:top w:w="80" w:type="dxa"/>
+              <w:left w:w="120" w:type="dxa"/>
+              <w:bottom w:w="80" w:type="dxa"/>
+              <w:right w:w="120" w:type="dxa"/>
+            </w:tcMar>
+          </w:tcPr>
+          <w:p>
+            <w:pPr>
+              <w:spacing w:after="0"/>
+            </w:pPr>
+            <w:r>
+              <w:rPr>
+                <w:color w:val="1A1A2E"/>
+                <w:sz w:val="18"/>
+                <w:szCs w:val="18"/>
+              </w:rPr>
+              <w:t xml:space="preserve">El servicio sigue respondiendo</w:t>
+            </w:r>
+          </w:p>
+        </w:tc>
+      </w:tr>
+      <w:tr>
+        <w:tc>
+          <w:tcPr>
+            <w:tcW w:w="4680" w:type="dxa"/>
+            <w:tcBorders>
+              <w:top w:val="single" w:sz="1" w:space="0" w:color="CCCCCC"/>
+              <w:left w:val="single" w:sz="1" w:space="0" w:color="CCCCCC"/>
+              <w:bottom w:val="single" w:sz="1" w:space="0" w:color="CCCCCC"/>
+              <w:right w:val="single" w:sz="1" w:space="0" w:color="CCCCCC"/>
+            </w:tcBorders>
+            <w:shd w:val="clear" w:color="auto" w:fill="FFFFFF"/>
+            <w:tcMar>
+              <w:top w:w="80" w:type="dxa"/>
+              <w:left w:w="120" w:type="dxa"/>
+              <w:bottom w:w="80" w:type="dxa"/>
+              <w:right w:w="120" w:type="dxa"/>
+            </w:tcMar>
+          </w:tcPr>
+          <w:p>
+            <w:pPr>
+              <w:spacing w:after="0"/>
+            </w:pPr>
+            <w:r>
+              <w:rPr>
+                <w:color w:val="1A1A2E"/>
+                <w:sz w:val="18"/>
+                <w:szCs w:val="18"/>
+              </w:rPr>
+              <w:t xml:space="preserve">Cuerpo de petición malformado</w:t>
+            </w:r>
+          </w:p>
+        </w:tc>
+        <w:tc>
+          <w:tcPr>
+            <w:tcW w:w="4680" w:type="dxa"/>
+            <w:tcBorders>
+              <w:top w:val="single" w:sz="1" w:space="0" w:color="CCCCCC"/>
+              <w:left w:val="single" w:sz="1" w:space="0" w:color="CCCCCC"/>
+              <w:bottom w:val="single" w:sz="1" w:space="0" w:color="CCCCCC"/>
+              <w:right w:val="single" w:sz="1" w:space="0" w:color="CCCCCC"/>
+            </w:tcBorders>
+            <w:shd w:val="clear" w:color="auto" w:fill="FFFFFF"/>
+            <w:tcMar>
+              <w:top w:w="80" w:type="dxa"/>
+              <w:left w:w="120" w:type="dxa"/>
+              <w:bottom w:w="80" w:type="dxa"/>
+              <w:right w:w="120" w:type="dxa"/>
+            </w:tcMar>
+          </w:tcPr>
+          <w:p>
+            <w:pPr>
+              <w:spacing w:after="0"/>
+            </w:pPr>
+            <w:r>
+              <w:rPr>
+                <w:color w:val="1A1A2E"/>
+                <w:sz w:val="18"/>
+                <w:szCs w:val="18"/>
+              </w:rPr>
+              <w:t xml:space="preserve">Error de cliente, no de servidor</w:t>
+            </w:r>
+          </w:p>
+        </w:tc>
+      </w:tr>
+      <w:tr>
+        <w:tc>
+          <w:tcPr>
+            <w:tcW w:w="4680" w:type="dxa"/>
+            <w:tcBorders>
+              <w:top w:val="single" w:sz="1" w:space="0" w:color="CCCCCC"/>
+              <w:left w:val="single" w:sz="1" w:space="0" w:color="CCCCCC"/>
+              <w:bottom w:val="single" w:sz="1" w:space="0" w:color="CCCCCC"/>
+              <w:right w:val="single" w:sz="1" w:space="0" w:color="CCCCCC"/>
+            </w:tcBorders>
+            <w:shd w:val="clear" w:color="auto" w:fill="F7F9FC"/>
+            <w:tcMar>
+              <w:top w:w="80" w:type="dxa"/>
+              <w:left w:w="120" w:type="dxa"/>
+              <w:bottom w:w="80" w:type="dxa"/>
+              <w:right w:w="120" w:type="dxa"/>
+            </w:tcMar>
+          </w:tcPr>
+          <w:p>
+            <w:pPr>
+              <w:spacing w:after="0"/>
+            </w:pPr>
+            <w:r>
+              <w:rPr>
+                <w:color w:val="1A1A2E"/>
+                <w:sz w:val="18"/>
+                <w:szCs w:val="18"/>
+              </w:rPr>
+              <w:t xml:space="preserve">Origen no autorizado en las peticiones cruzadas</w:t>
+            </w:r>
+          </w:p>
+        </w:tc>
+        <w:tc>
+          <w:tcPr>
+            <w:tcW w:w="4680" w:type="dxa"/>
+            <w:tcBorders>
+              <w:top w:val="single" w:sz="1" w:space="0" w:color="CCCCCC"/>
+              <w:left w:val="single" w:sz="1" w:space="0" w:color="CCCCCC"/>
+              <w:bottom w:val="single" w:sz="1" w:space="0" w:color="CCCCCC"/>
+              <w:right w:val="single" w:sz="1" w:space="0" w:color="CCCCCC"/>
+            </w:tcBorders>
+            <w:shd w:val="clear" w:color="auto" w:fill="F7F9FC"/>
+            <w:tcMar>
+              <w:top w:w="80" w:type="dxa"/>
+              <w:left w:w="120" w:type="dxa"/>
+              <w:bottom w:w="80" w:type="dxa"/>
+              <w:right w:w="120" w:type="dxa"/>
+            </w:tcMar>
+          </w:tcPr>
+          <w:p>
+            <w:pPr>
+              <w:spacing w:after="0"/>
+            </w:pPr>
+            <w:r>
+              <w:rPr>
+                <w:color w:val="1A1A2E"/>
+                <w:sz w:val="18"/>
+                <w:szCs w:val="18"/>
+              </w:rPr>
+              <w:t xml:space="preserve">Rechazado</w:t>
+            </w:r>
+          </w:p>
+        </w:tc>
+      </w:tr>
+    </w:tbl>
+    <w:p>
+      <w:pPr>
+        <w:spacing w:after="120"/>
+      </w:pPr>
+    </w:p>
+    <w:p>
+      <w:pPr>
+        <w:shd w:val="clear" w:color="auto" w:fill="F2F2F2"/>
+        <w:spacing w:before="300" w:after="300"/>
+        <w:ind w:left="360" w:right="360"/>
+      </w:pPr>
+      <w:r>
+        <w:t xml:space="preserve">Las cinco incidencias del informe quedan resueltas, junto con dos problemas de control de acceso y dos defectos de robustez que el propio proceso de verificación sacó a la luz. Conviene retener ese dato: más de la mitad de lo corregido en esta fase no figuraba en el informe original, sino que apareció al comprobar las correcciones contra el sistema real.</w:t>
+      </w:r>
+    </w:p>
+    <w:p>
+      <w:pPr>
+        <w:pStyle w:val="Ttulo1"/>
+        <w:shd w:val="clear" w:color="auto" w:fill="1E3A5F"/>
+        <w:ind w:left="200"/>
+      </w:pPr>
+      <w:r>
         <w:lastRenderedPageBreak/>
-        <w:t>30. Bibliografía y Cibergrafía</w:t>
+        <w:t>31. Bibliografía y Cibergrafía</w:t>
       </w:r>
     </w:p>
     <w:p>

--- a/docs/EntryTech_Final_DEFINITIVO.docx
+++ b/docs/EntryTech_Final_DEFINITIVO.docx
@@ -40099,6 +40099,1058 @@
       </w:pPr>
       <w:r>
         <w:t xml:space="preserve">Las cinco incidencias del informe quedan resueltas, junto con dos problemas de control de acceso y dos defectos de robustez que el propio proceso de verificación sacó a la luz. Conviene retener ese dato: más de la mitad de lo corregido en esta fase no figuraba en el informe original, sino que apareció al comprobar las correcciones contra el sistema real.</w:t>
+      </w:r>
+    </w:p>
+    <w:p>
+      <w:r>
+        <w:br w:type="page"/>
+      </w:r>
+    </w:p>
+    <w:p>
+      <w:pPr>
+        <w:pStyle w:val="Ttulo2"/>
+        <w:pBdr>
+          <w:bottom w:val="single" w:sz="4" w:space="0" w:color="2E75B6"/>
+        </w:pBdr>
+      </w:pPr>
+      <w:r>
+        <w:t xml:space="preserve">30.8. Recuperación de contraseña por correo electrónico</w:t>
+      </w:r>
+    </w:p>
+    <w:p>
+      <w:pPr>
+        <w:spacing w:after="120"/>
+      </w:pPr>
+      <w:r>
+        <w:t xml:space="preserve">El sistema arrastraba desde su primera versión un mecanismo de recuperación que permitía cambiar la contraseña presentando dos datos: el correo electrónico y el número de cédula. La auditoría de la sección 25 lo señaló como la vulnerabilidad de mayor alcance que quedaba sin resolver, y la mitigó parcialmente añadiendo un límite de intentos y una política de contraseñas, pero sin corregir el fondo del problema.</w:t>
+      </w:r>
+    </w:p>
+    <w:p>
+      <w:pPr>
+        <w:shd w:val="clear" w:color="auto" w:fill="F2F2F2"/>
+        <w:spacing w:before="300" w:after="300"/>
+        <w:ind w:left="360" w:right="360"/>
+      </w:pPr>
+      <w:r>
+        <w:t xml:space="preserve">El fondo del problema es una suposición equivocada: tratar la cédula como un secreto. En Colombia el número de documento aparece en contratos, formularios, bases de datos comerciales y filtraciones. Cualquiera que conociera dos datos públicos de una persona podía apoderarse de su cuenta, incluida la de un administrador.</w:t>
+      </w:r>
+    </w:p>
+    <w:p>
+      <w:pPr>
+        <w:pStyle w:val="Ttulo3"/>
+      </w:pPr>
+      <w:r>
+        <w:t xml:space="preserve">El mecanismo adoptado</w:t>
+      </w:r>
+    </w:p>
+    <w:p>
+      <w:pPr>
+        <w:spacing w:after="120"/>
+      </w:pPr>
+      <w:r>
+        <w:t xml:space="preserve">La prueba de identidad pasa a ser el acceso al buzón de correo registrado, que sí está bajo el control exclusivo del titular. El flujo tiene dos pasos:</w:t>
+      </w:r>
+    </w:p>
+    <w:p>
+      <w:pPr>
+        <w:spacing w:after="80"/>
+        <w:ind w:left="360"/>
+      </w:pPr>
+      <w:r>
+        <w:t xml:space="preserve">• El usuario indica su correo. El sistema genera un enlace temporal y se lo envía.</w:t>
+      </w:r>
+    </w:p>
+    <w:p>
+      <w:pPr>
+        <w:spacing w:after="80"/>
+        <w:ind w:left="360"/>
+      </w:pPr>
+      <w:r>
+        <w:t xml:space="preserve">• El usuario abre el enlace y elige una contraseña nueva.</w:t>
+      </w:r>
+    </w:p>
+    <w:p>
+      <w:pPr>
+        <w:spacing w:after="120"/>
+      </w:pPr>
+      <w:r>
+        <w:t xml:space="preserve">Las decisiones de diseño que sostienen la seguridad del esquema son cinco:</w:t>
+      </w:r>
+    </w:p>
+    <w:tbl>
+      <w:tblPr>
+        <w:tblW w:w="9360" w:type="dxa"/>
+        <w:tblBorders>
+          <w:top w:val="single" w:sz="4" w:space="0" w:color="auto"/>
+          <w:left w:val="single" w:sz="4" w:space="0" w:color="auto"/>
+          <w:bottom w:val="single" w:sz="4" w:space="0" w:color="auto"/>
+          <w:right w:val="single" w:sz="4" w:space="0" w:color="auto"/>
+          <w:insideH w:val="single" w:sz="4" w:space="0" w:color="auto"/>
+          <w:insideV w:val="single" w:sz="4" w:space="0" w:color="auto"/>
+        </w:tblBorders>
+        <w:tblCellMar>
+          <w:left w:w="10" w:type="dxa"/>
+          <w:right w:w="10" w:type="dxa"/>
+        </w:tblCellMar>
+        <w:tblLook w:val="04A0" w:firstRow="1" w:lastRow="0" w:firstColumn="1" w:lastColumn="0" w:noHBand="0" w:noVBand="1"/>
+      </w:tblPr>
+      <w:tblGrid>
+        <w:gridCol w:w="3744"/>
+        <w:gridCol w:w="5616"/>
+      </w:tblGrid>
+      <w:tr>
+        <w:trPr>
+          <w:tblHeader/>
+        </w:trPr>
+        <w:tc>
+          <w:tcPr>
+            <w:tcW w:w="3744" w:type="dxa"/>
+            <w:tcBorders>
+              <w:top w:val="single" w:sz="1" w:space="0" w:color="CCCCCC"/>
+              <w:left w:val="single" w:sz="1" w:space="0" w:color="CCCCCC"/>
+              <w:bottom w:val="single" w:sz="1" w:space="0" w:color="CCCCCC"/>
+              <w:right w:val="single" w:sz="1" w:space="0" w:color="CCCCCC"/>
+            </w:tcBorders>
+            <w:shd w:val="clear" w:color="auto" w:fill="1E3A5F"/>
+            <w:tcMar>
+              <w:top w:w="80" w:type="dxa"/>
+              <w:left w:w="120" w:type="dxa"/>
+              <w:bottom w:w="80" w:type="dxa"/>
+              <w:right w:w="120" w:type="dxa"/>
+            </w:tcMar>
+          </w:tcPr>
+          <w:p>
+            <w:pPr>
+              <w:spacing w:after="0"/>
+            </w:pPr>
+            <w:r>
+              <w:rPr>
+                <w:b/>
+                <w:bCs/>
+                <w:color w:val="FFFFFF"/>
+                <w:sz w:val="18"/>
+                <w:szCs w:val="18"/>
+              </w:rPr>
+              <w:t xml:space="preserve">Decisión</w:t>
+            </w:r>
+          </w:p>
+        </w:tc>
+        <w:tc>
+          <w:tcPr>
+            <w:tcW w:w="5616" w:type="dxa"/>
+            <w:tcBorders>
+              <w:top w:val="single" w:sz="1" w:space="0" w:color="CCCCCC"/>
+              <w:left w:val="single" w:sz="1" w:space="0" w:color="CCCCCC"/>
+              <w:bottom w:val="single" w:sz="1" w:space="0" w:color="CCCCCC"/>
+              <w:right w:val="single" w:sz="1" w:space="0" w:color="CCCCCC"/>
+            </w:tcBorders>
+            <w:shd w:val="clear" w:color="auto" w:fill="1E3A5F"/>
+            <w:tcMar>
+              <w:top w:w="80" w:type="dxa"/>
+              <w:left w:w="120" w:type="dxa"/>
+              <w:bottom w:w="80" w:type="dxa"/>
+              <w:right w:w="120" w:type="dxa"/>
+            </w:tcMar>
+          </w:tcPr>
+          <w:p>
+            <w:pPr>
+              <w:spacing w:after="0"/>
+            </w:pPr>
+            <w:r>
+              <w:rPr>
+                <w:b/>
+                <w:bCs/>
+                <w:color w:val="FFFFFF"/>
+                <w:sz w:val="18"/>
+                <w:szCs w:val="18"/>
+              </w:rPr>
+              <w:t xml:space="preserve">Razón</w:t>
+            </w:r>
+          </w:p>
+        </w:tc>
+      </w:tr>
+      <w:tr>
+        <w:tc>
+          <w:tcPr>
+            <w:tcW w:w="3744" w:type="dxa"/>
+            <w:tcBorders>
+              <w:top w:val="single" w:sz="1" w:space="0" w:color="CCCCCC"/>
+              <w:left w:val="single" w:sz="1" w:space="0" w:color="CCCCCC"/>
+              <w:bottom w:val="single" w:sz="1" w:space="0" w:color="CCCCCC"/>
+              <w:right w:val="single" w:sz="1" w:space="0" w:color="CCCCCC"/>
+            </w:tcBorders>
+            <w:shd w:val="clear" w:color="auto" w:fill="FFFFFF"/>
+            <w:tcMar>
+              <w:top w:w="80" w:type="dxa"/>
+              <w:left w:w="120" w:type="dxa"/>
+              <w:bottom w:w="80" w:type="dxa"/>
+              <w:right w:w="120" w:type="dxa"/>
+            </w:tcMar>
+          </w:tcPr>
+          <w:p>
+            <w:pPr>
+              <w:spacing w:after="0"/>
+            </w:pPr>
+            <w:r>
+              <w:rPr>
+                <w:color w:val="1A1A2E"/>
+                <w:sz w:val="18"/>
+                <w:szCs w:val="18"/>
+              </w:rPr>
+              <w:t xml:space="preserve">La respuesta es idéntica exista o no la cuenta</w:t>
+            </w:r>
+          </w:p>
+        </w:tc>
+        <w:tc>
+          <w:tcPr>
+            <w:tcW w:w="5616" w:type="dxa"/>
+            <w:tcBorders>
+              <w:top w:val="single" w:sz="1" w:space="0" w:color="CCCCCC"/>
+              <w:left w:val="single" w:sz="1" w:space="0" w:color="CCCCCC"/>
+              <w:bottom w:val="single" w:sz="1" w:space="0" w:color="CCCCCC"/>
+              <w:right w:val="single" w:sz="1" w:space="0" w:color="CCCCCC"/>
+            </w:tcBorders>
+            <w:shd w:val="clear" w:color="auto" w:fill="FFFFFF"/>
+            <w:tcMar>
+              <w:top w:w="80" w:type="dxa"/>
+              <w:left w:w="120" w:type="dxa"/>
+              <w:bottom w:w="80" w:type="dxa"/>
+              <w:right w:w="120" w:type="dxa"/>
+            </w:tcMar>
+          </w:tcPr>
+          <w:p>
+            <w:pPr>
+              <w:spacing w:after="0"/>
+            </w:pPr>
+            <w:r>
+              <w:rPr>
+                <w:color w:val="1A1A2E"/>
+                <w:sz w:val="18"/>
+                <w:szCs w:val="18"/>
+              </w:rPr>
+              <w:t xml:space="preserve">Contestar «no encontramos ese correo» permitiría averiguar qué direcciones están registradas probando una lista. Es el mismo criterio aplicado al inicio de sesión en la sección 25.</w:t>
+            </w:r>
+          </w:p>
+        </w:tc>
+      </w:tr>
+      <w:tr>
+        <w:tc>
+          <w:tcPr>
+            <w:tcW w:w="3744" w:type="dxa"/>
+            <w:tcBorders>
+              <w:top w:val="single" w:sz="1" w:space="0" w:color="CCCCCC"/>
+              <w:left w:val="single" w:sz="1" w:space="0" w:color="CCCCCC"/>
+              <w:bottom w:val="single" w:sz="1" w:space="0" w:color="CCCCCC"/>
+              <w:right w:val="single" w:sz="1" w:space="0" w:color="CCCCCC"/>
+            </w:tcBorders>
+            <w:shd w:val="clear" w:color="auto" w:fill="F7F9FC"/>
+            <w:tcMar>
+              <w:top w:w="80" w:type="dxa"/>
+              <w:left w:w="120" w:type="dxa"/>
+              <w:bottom w:w="80" w:type="dxa"/>
+              <w:right w:w="120" w:type="dxa"/>
+            </w:tcMar>
+          </w:tcPr>
+          <w:p>
+            <w:pPr>
+              <w:spacing w:after="0"/>
+            </w:pPr>
+            <w:r>
+              <w:rPr>
+                <w:color w:val="1A1A2E"/>
+                <w:sz w:val="18"/>
+                <w:szCs w:val="18"/>
+              </w:rPr>
+              <w:t xml:space="preserve">En la base de datos se guarda la huella SHA-256 del token, nunca su valor</w:t>
+            </w:r>
+          </w:p>
+        </w:tc>
+        <w:tc>
+          <w:tcPr>
+            <w:tcW w:w="5616" w:type="dxa"/>
+            <w:tcBorders>
+              <w:top w:val="single" w:sz="1" w:space="0" w:color="CCCCCC"/>
+              <w:left w:val="single" w:sz="1" w:space="0" w:color="CCCCCC"/>
+              <w:bottom w:val="single" w:sz="1" w:space="0" w:color="CCCCCC"/>
+              <w:right w:val="single" w:sz="1" w:space="0" w:color="CCCCCC"/>
+            </w:tcBorders>
+            <w:shd w:val="clear" w:color="auto" w:fill="F7F9FC"/>
+            <w:tcMar>
+              <w:top w:w="80" w:type="dxa"/>
+              <w:left w:w="120" w:type="dxa"/>
+              <w:bottom w:w="80" w:type="dxa"/>
+              <w:right w:w="120" w:type="dxa"/>
+            </w:tcMar>
+          </w:tcPr>
+          <w:p>
+            <w:pPr>
+              <w:spacing w:after="0"/>
+            </w:pPr>
+            <w:r>
+              <w:rPr>
+                <w:color w:val="1A1A2E"/>
+                <w:sz w:val="18"/>
+                <w:szCs w:val="18"/>
+              </w:rPr>
+              <w:t xml:space="preserve">Quien consiguiera leer la tabla no podría reconstruir ningún enlace. Es el mismo principio por el que las contraseñas no se almacenan en claro.</w:t>
+            </w:r>
+          </w:p>
+        </w:tc>
+      </w:tr>
+      <w:tr>
+        <w:tc>
+          <w:tcPr>
+            <w:tcW w:w="3744" w:type="dxa"/>
+            <w:tcBorders>
+              <w:top w:val="single" w:sz="1" w:space="0" w:color="CCCCCC"/>
+              <w:left w:val="single" w:sz="1" w:space="0" w:color="CCCCCC"/>
+              <w:bottom w:val="single" w:sz="1" w:space="0" w:color="CCCCCC"/>
+              <w:right w:val="single" w:sz="1" w:space="0" w:color="CCCCCC"/>
+            </w:tcBorders>
+            <w:shd w:val="clear" w:color="auto" w:fill="FFFFFF"/>
+            <w:tcMar>
+              <w:top w:w="80" w:type="dxa"/>
+              <w:left w:w="120" w:type="dxa"/>
+              <w:bottom w:w="80" w:type="dxa"/>
+              <w:right w:w="120" w:type="dxa"/>
+            </w:tcMar>
+          </w:tcPr>
+          <w:p>
+            <w:pPr>
+              <w:spacing w:after="0"/>
+            </w:pPr>
+            <w:r>
+              <w:rPr>
+                <w:color w:val="1A1A2E"/>
+                <w:sz w:val="18"/>
+                <w:szCs w:val="18"/>
+              </w:rPr>
+              <w:t xml:space="preserve">El enlace caduca en una hora y solo sirve una vez</w:t>
+            </w:r>
+          </w:p>
+        </w:tc>
+        <w:tc>
+          <w:tcPr>
+            <w:tcW w:w="5616" w:type="dxa"/>
+            <w:tcBorders>
+              <w:top w:val="single" w:sz="1" w:space="0" w:color="CCCCCC"/>
+              <w:left w:val="single" w:sz="1" w:space="0" w:color="CCCCCC"/>
+              <w:bottom w:val="single" w:sz="1" w:space="0" w:color="CCCCCC"/>
+              <w:right w:val="single" w:sz="1" w:space="0" w:color="CCCCCC"/>
+            </w:tcBorders>
+            <w:shd w:val="clear" w:color="auto" w:fill="FFFFFF"/>
+            <w:tcMar>
+              <w:top w:w="80" w:type="dxa"/>
+              <w:left w:w="120" w:type="dxa"/>
+              <w:bottom w:w="80" w:type="dxa"/>
+              <w:right w:w="120" w:type="dxa"/>
+            </w:tcMar>
+          </w:tcPr>
+          <w:p>
+            <w:pPr>
+              <w:spacing w:after="0"/>
+            </w:pPr>
+            <w:r>
+              <w:rPr>
+                <w:color w:val="1A1A2E"/>
+                <w:sz w:val="18"/>
+                <w:szCs w:val="18"/>
+              </w:rPr>
+              <w:t xml:space="preserve">Limita la ventana de aprovechamiento si el correo quedara expuesto, y evita que un enlace reenviado o guardado vuelva a funcionar.</w:t>
+            </w:r>
+          </w:p>
+        </w:tc>
+      </w:tr>
+      <w:tr>
+        <w:tc>
+          <w:tcPr>
+            <w:tcW w:w="3744" w:type="dxa"/>
+            <w:tcBorders>
+              <w:top w:val="single" w:sz="1" w:space="0" w:color="CCCCCC"/>
+              <w:left w:val="single" w:sz="1" w:space="0" w:color="CCCCCC"/>
+              <w:bottom w:val="single" w:sz="1" w:space="0" w:color="CCCCCC"/>
+              <w:right w:val="single" w:sz="1" w:space="0" w:color="CCCCCC"/>
+            </w:tcBorders>
+            <w:shd w:val="clear" w:color="auto" w:fill="F7F9FC"/>
+            <w:tcMar>
+              <w:top w:w="80" w:type="dxa"/>
+              <w:left w:w="120" w:type="dxa"/>
+              <w:bottom w:w="80" w:type="dxa"/>
+              <w:right w:w="120" w:type="dxa"/>
+            </w:tcMar>
+          </w:tcPr>
+          <w:p>
+            <w:pPr>
+              <w:spacing w:after="0"/>
+            </w:pPr>
+            <w:r>
+              <w:rPr>
+                <w:color w:val="1A1A2E"/>
+                <w:sz w:val="18"/>
+                <w:szCs w:val="18"/>
+              </w:rPr>
+              <w:t xml:space="preserve">Pedir un enlace nuevo anula los anteriores</w:t>
+            </w:r>
+          </w:p>
+        </w:tc>
+        <w:tc>
+          <w:tcPr>
+            <w:tcW w:w="5616" w:type="dxa"/>
+            <w:tcBorders>
+              <w:top w:val="single" w:sz="1" w:space="0" w:color="CCCCCC"/>
+              <w:left w:val="single" w:sz="1" w:space="0" w:color="CCCCCC"/>
+              <w:bottom w:val="single" w:sz="1" w:space="0" w:color="CCCCCC"/>
+              <w:right w:val="single" w:sz="1" w:space="0" w:color="CCCCCC"/>
+            </w:tcBorders>
+            <w:shd w:val="clear" w:color="auto" w:fill="F7F9FC"/>
+            <w:tcMar>
+              <w:top w:w="80" w:type="dxa"/>
+              <w:left w:w="120" w:type="dxa"/>
+              <w:bottom w:w="80" w:type="dxa"/>
+              <w:right w:w="120" w:type="dxa"/>
+            </w:tcMar>
+          </w:tcPr>
+          <w:p>
+            <w:pPr>
+              <w:spacing w:after="0"/>
+            </w:pPr>
+            <w:r>
+              <w:rPr>
+                <w:color w:val="1A1A2E"/>
+                <w:sz w:val="18"/>
+                <w:szCs w:val="18"/>
+              </w:rPr>
+              <w:t xml:space="preserve">De lo contrario, varias solicitudes dejarían varios enlaces válidos a la vez y bastaría con que uno se filtrara.</w:t>
+            </w:r>
+          </w:p>
+        </w:tc>
+      </w:tr>
+      <w:tr>
+        <w:tc>
+          <w:tcPr>
+            <w:tcW w:w="3744" w:type="dxa"/>
+            <w:tcBorders>
+              <w:top w:val="single" w:sz="1" w:space="0" w:color="CCCCCC"/>
+              <w:left w:val="single" w:sz="1" w:space="0" w:color="CCCCCC"/>
+              <w:bottom w:val="single" w:sz="1" w:space="0" w:color="CCCCCC"/>
+              <w:right w:val="single" w:sz="1" w:space="0" w:color="CCCCCC"/>
+            </w:tcBorders>
+            <w:shd w:val="clear" w:color="auto" w:fill="FFFFFF"/>
+            <w:tcMar>
+              <w:top w:w="80" w:type="dxa"/>
+              <w:left w:w="120" w:type="dxa"/>
+              <w:bottom w:w="80" w:type="dxa"/>
+              <w:right w:w="120" w:type="dxa"/>
+            </w:tcMar>
+          </w:tcPr>
+          <w:p>
+            <w:pPr>
+              <w:spacing w:after="0"/>
+            </w:pPr>
+            <w:r>
+              <w:rPr>
+                <w:color w:val="1A1A2E"/>
+                <w:sz w:val="18"/>
+                <w:szCs w:val="18"/>
+              </w:rPr>
+              <w:t xml:space="preserve">El canje ocurre en una transacción con bloqueo de fila</w:t>
+            </w:r>
+          </w:p>
+        </w:tc>
+        <w:tc>
+          <w:tcPr>
+            <w:tcW w:w="5616" w:type="dxa"/>
+            <w:tcBorders>
+              <w:top w:val="single" w:sz="1" w:space="0" w:color="CCCCCC"/>
+              <w:left w:val="single" w:sz="1" w:space="0" w:color="CCCCCC"/>
+              <w:bottom w:val="single" w:sz="1" w:space="0" w:color="CCCCCC"/>
+              <w:right w:val="single" w:sz="1" w:space="0" w:color="CCCCCC"/>
+            </w:tcBorders>
+            <w:shd w:val="clear" w:color="auto" w:fill="FFFFFF"/>
+            <w:tcMar>
+              <w:top w:w="80" w:type="dxa"/>
+              <w:left w:w="120" w:type="dxa"/>
+              <w:bottom w:w="80" w:type="dxa"/>
+              <w:right w:w="120" w:type="dxa"/>
+            </w:tcMar>
+          </w:tcPr>
+          <w:p>
+            <w:pPr>
+              <w:spacing w:after="0"/>
+            </w:pPr>
+            <w:r>
+              <w:rPr>
+                <w:color w:val="1A1A2E"/>
+                <w:sz w:val="18"/>
+                <w:szCs w:val="18"/>
+              </w:rPr>
+              <w:t xml:space="preserve">Impide que dos peticiones simultáneas con el mismo enlace lo canjeen ambas.</w:t>
+            </w:r>
+          </w:p>
+        </w:tc>
+      </w:tr>
+    </w:tbl>
+    <w:p>
+      <w:pPr>
+        <w:spacing w:after="120"/>
+      </w:pPr>
+    </w:p>
+    <w:p>
+      <w:pPr>
+        <w:spacing w:after="120"/>
+      </w:pPr>
+      <w:r>
+        <w:t xml:space="preserve">La comparación de huellas se hace en tiempo constante. Una comparación corriente se detiene en el primer carácter distinto, y el tiempo que tarda revela cuántos coincidían; con suficientes intentos eso permite reconstruir el valor carácter a carácter. Por otra parte, el nombre del usuario se escapa antes de insertarlo en el mensaje, porque lo elige él mismo al registrarse y de lo contrario podría introducir código en el correo que reciben otros.</w:t>
+      </w:r>
+    </w:p>
+    <w:p>
+      <w:pPr>
+        <w:pStyle w:val="Ttulo3"/>
+      </w:pPr>
+      <w:r>
+        <w:t xml:space="preserve">Elección del proveedor de envío</w:t>
+      </w:r>
+    </w:p>
+    <w:p>
+      <w:pPr>
+        <w:spacing w:after="120"/>
+      </w:pPr>
+      <w:r>
+        <w:t xml:space="preserve">La selección estuvo condicionada por dos restricciones del proyecto. La primera, no incorporar dependencias nuevas, descartó las librerías habituales de correo y llevó a usar la interfaz HTTP del proveedor directamente, con la función de red que Node ya incluye.</w:t>
+      </w:r>
+    </w:p>
+    <w:p>
+      <w:pPr>
+        <w:spacing w:after="120"/>
+      </w:pPr>
+      <w:r>
+        <w:t xml:space="preserve">La segunda fue decisiva: el sistema se publica bajo un subdominio de la plataforma de despliegue, de modo que no se dispone de un dominio propio. Varios proveedores exigen verificar un dominio para autorizar envíos a terceros, y en sus planes gratuitos solo permiten escribir a la propia dirección del titular de la cuenta, lo que resulta inútil para un sistema con varios usuarios. Se optó por un proveedor que permite verificar una sola dirección de remitente, suficiente para operar sin dominio.</w:t>
+      </w:r>
+    </w:p>
+    <w:p>
+      <w:pPr>
+        <w:shd w:val="clear" w:color="auto" w:fill="F2F2F2"/>
+        <w:spacing w:before="300" w:after="300"/>
+        <w:ind w:left="360" w:right="360"/>
+      </w:pPr>
+      <w:r>
+        <w:t xml:space="preserve">Si falta la configuración de envío, el sistema arranca con normalidad pero la recuperación responde indicando que la función no está disponible. Se prefirió esa respuesta explícita antes que aceptar la solicitud y no enviar nada: un usuario esperando indefinidamente un correo que nunca sale es peor que un mensaje claro de indisponibilidad.</w:t>
+      </w:r>
+    </w:p>
+    <w:p>
+      <w:pPr>
+        <w:pStyle w:val="Ttulo3"/>
+      </w:pPr>
+      <w:r>
+        <w:t xml:space="preserve">Una incidencia durante la puesta en marcha</w:t>
+      </w:r>
+    </w:p>
+    <w:p>
+      <w:pPr>
+        <w:spacing w:after="120"/>
+      </w:pPr>
+      <w:r>
+        <w:t xml:space="preserve">El primer intento de envío falló con un error de autenticación. La causa resultó ser que la clave de acceso se había generado sin asignarle permisos: el panel del proveedor permite crearla en ese estado y advierte de ello en un texto discreto, fácil de pasar por alto. Se aprovechó el diagnóstico para dos mejoras: los valores de configuración se recortan de espacios invisibles al pegarlos, causa frecuente del mismo error, y el registro del servidor nombra ahora la causa probable según el código de respuesta, en lugar de limitarse al número.</w:t>
+      </w:r>
+    </w:p>
+    <w:p>
+      <w:r>
+        <w:br w:type="page"/>
+      </w:r>
+    </w:p>
+    <w:p>
+      <w:pPr>
+        <w:pStyle w:val="Ttulo2"/>
+        <w:pBdr>
+          <w:bottom w:val="single" w:sz="4" w:space="0" w:color="2E75B6"/>
+        </w:pBdr>
+      </w:pPr>
+      <w:r>
+        <w:t xml:space="preserve">30.9. Pruebas automatizadas e integración continua</w:t>
+      </w:r>
+    </w:p>
+    <w:p>
+      <w:pPr>
+        <w:spacing w:after="120"/>
+      </w:pPr>
+      <w:r>
+        <w:t xml:space="preserve">El proyecto no contaba con ninguna prueba automatizada. Las verificaciones descritas en este documento se realizaron a mano, una por una, lo que las hace fiables en el momento de ejecutarlas pero no impide que un cambio posterior deshaga lo corregido sin que nadie lo note.</w:t>
+      </w:r>
+    </w:p>
+    <w:p>
+      <w:pPr>
+        <w:spacing w:after="120"/>
+      </w:pPr>
+      <w:r>
+        <w:t xml:space="preserve">Se incorporaron 58 pruebas utilizando el ejecutor que trae Node de serie, sin ninguna dependencia adicional, respetando la restricción del proyecto.</w:t>
+      </w:r>
+    </w:p>
+    <w:tbl>
+      <w:tblPr>
+        <w:tblW w:w="9360" w:type="dxa"/>
+        <w:tblBorders>
+          <w:top w:val="single" w:sz="4" w:space="0" w:color="auto"/>
+          <w:left w:val="single" w:sz="4" w:space="0" w:color="auto"/>
+          <w:bottom w:val="single" w:sz="4" w:space="0" w:color="auto"/>
+          <w:right w:val="single" w:sz="4" w:space="0" w:color="auto"/>
+          <w:insideH w:val="single" w:sz="4" w:space="0" w:color="auto"/>
+          <w:insideV w:val="single" w:sz="4" w:space="0" w:color="auto"/>
+        </w:tblBorders>
+        <w:tblCellMar>
+          <w:left w:w="10" w:type="dxa"/>
+          <w:right w:w="10" w:type="dxa"/>
+        </w:tblCellMar>
+        <w:tblLook w:val="04A0" w:firstRow="1" w:lastRow="0" w:firstColumn="1" w:lastColumn="0" w:noHBand="0" w:noVBand="1"/>
+      </w:tblPr>
+      <w:tblGrid>
+        <w:gridCol w:w="2808"/>
+        <w:gridCol w:w="6552"/>
+      </w:tblGrid>
+      <w:tr>
+        <w:trPr>
+          <w:tblHeader/>
+        </w:trPr>
+        <w:tc>
+          <w:tcPr>
+            <w:tcW w:w="2808" w:type="dxa"/>
+            <w:tcBorders>
+              <w:top w:val="single" w:sz="1" w:space="0" w:color="CCCCCC"/>
+              <w:left w:val="single" w:sz="1" w:space="0" w:color="CCCCCC"/>
+              <w:bottom w:val="single" w:sz="1" w:space="0" w:color="CCCCCC"/>
+              <w:right w:val="single" w:sz="1" w:space="0" w:color="CCCCCC"/>
+            </w:tcBorders>
+            <w:shd w:val="clear" w:color="auto" w:fill="1E3A5F"/>
+            <w:tcMar>
+              <w:top w:w="80" w:type="dxa"/>
+              <w:left w:w="120" w:type="dxa"/>
+              <w:bottom w:w="80" w:type="dxa"/>
+              <w:right w:w="120" w:type="dxa"/>
+            </w:tcMar>
+          </w:tcPr>
+          <w:p>
+            <w:pPr>
+              <w:spacing w:after="0"/>
+            </w:pPr>
+            <w:r>
+              <w:rPr>
+                <w:b/>
+                <w:bCs/>
+                <w:color w:val="FFFFFF"/>
+                <w:sz w:val="18"/>
+                <w:szCs w:val="18"/>
+              </w:rPr>
+              <w:t xml:space="preserve">Conjunto</w:t>
+            </w:r>
+          </w:p>
+        </w:tc>
+        <w:tc>
+          <w:tcPr>
+            <w:tcW w:w="6552" w:type="dxa"/>
+            <w:tcBorders>
+              <w:top w:val="single" w:sz="1" w:space="0" w:color="CCCCCC"/>
+              <w:left w:val="single" w:sz="1" w:space="0" w:color="CCCCCC"/>
+              <w:bottom w:val="single" w:sz="1" w:space="0" w:color="CCCCCC"/>
+              <w:right w:val="single" w:sz="1" w:space="0" w:color="CCCCCC"/>
+            </w:tcBorders>
+            <w:shd w:val="clear" w:color="auto" w:fill="1E3A5F"/>
+            <w:tcMar>
+              <w:top w:w="80" w:type="dxa"/>
+              <w:left w:w="120" w:type="dxa"/>
+              <w:bottom w:w="80" w:type="dxa"/>
+              <w:right w:w="120" w:type="dxa"/>
+            </w:tcMar>
+          </w:tcPr>
+          <w:p>
+            <w:pPr>
+              <w:spacing w:after="0"/>
+            </w:pPr>
+            <w:r>
+              <w:rPr>
+                <w:b/>
+                <w:bCs/>
+                <w:color w:val="FFFFFF"/>
+                <w:sz w:val="18"/>
+                <w:szCs w:val="18"/>
+              </w:rPr>
+              <w:t xml:space="preserve">Qué comprueba</w:t>
+            </w:r>
+          </w:p>
+        </w:tc>
+      </w:tr>
+      <w:tr>
+        <w:tc>
+          <w:tcPr>
+            <w:tcW w:w="2808" w:type="dxa"/>
+            <w:tcBorders>
+              <w:top w:val="single" w:sz="1" w:space="0" w:color="CCCCCC"/>
+              <w:left w:val="single" w:sz="1" w:space="0" w:color="CCCCCC"/>
+              <w:bottom w:val="single" w:sz="1" w:space="0" w:color="CCCCCC"/>
+              <w:right w:val="single" w:sz="1" w:space="0" w:color="CCCCCC"/>
+            </w:tcBorders>
+            <w:shd w:val="clear" w:color="auto" w:fill="FFFFFF"/>
+            <w:tcMar>
+              <w:top w:w="80" w:type="dxa"/>
+              <w:left w:w="120" w:type="dxa"/>
+              <w:bottom w:w="80" w:type="dxa"/>
+              <w:right w:w="120" w:type="dxa"/>
+            </w:tcMar>
+          </w:tcPr>
+          <w:p>
+            <w:pPr>
+              <w:spacing w:after="0"/>
+            </w:pPr>
+            <w:r>
+              <w:rPr>
+                <w:color w:val="1A1A2E"/>
+                <w:sz w:val="18"/>
+                <w:szCs w:val="18"/>
+              </w:rPr>
+              <w:t xml:space="preserve">Validadores</w:t>
+            </w:r>
+          </w:p>
+        </w:tc>
+        <w:tc>
+          <w:tcPr>
+            <w:tcW w:w="6552" w:type="dxa"/>
+            <w:tcBorders>
+              <w:top w:val="single" w:sz="1" w:space="0" w:color="CCCCCC"/>
+              <w:left w:val="single" w:sz="1" w:space="0" w:color="CCCCCC"/>
+              <w:bottom w:val="single" w:sz="1" w:space="0" w:color="CCCCCC"/>
+              <w:right w:val="single" w:sz="1" w:space="0" w:color="CCCCCC"/>
+            </w:tcBorders>
+            <w:shd w:val="clear" w:color="auto" w:fill="FFFFFF"/>
+            <w:tcMar>
+              <w:top w:w="80" w:type="dxa"/>
+              <w:left w:w="120" w:type="dxa"/>
+              <w:bottom w:w="80" w:type="dxa"/>
+              <w:right w:w="120" w:type="dxa"/>
+            </w:tcMar>
+          </w:tcPr>
+          <w:p>
+            <w:pPr>
+              <w:spacing w:after="0"/>
+            </w:pPr>
+            <w:r>
+              <w:rPr>
+                <w:color w:val="1A1A2E"/>
+                <w:sz w:val="18"/>
+                <w:szCs w:val="18"/>
+              </w:rPr>
+              <w:t xml:space="preserve">Formato de correo y de cédula, longitud del nombre, política de contraseña y normalización de la entrada.</w:t>
+            </w:r>
+          </w:p>
+        </w:tc>
+      </w:tr>
+      <w:tr>
+        <w:tc>
+          <w:tcPr>
+            <w:tcW w:w="2808" w:type="dxa"/>
+            <w:tcBorders>
+              <w:top w:val="single" w:sz="1" w:space="0" w:color="CCCCCC"/>
+              <w:left w:val="single" w:sz="1" w:space="0" w:color="CCCCCC"/>
+              <w:bottom w:val="single" w:sz="1" w:space="0" w:color="CCCCCC"/>
+              <w:right w:val="single" w:sz="1" w:space="0" w:color="CCCCCC"/>
+            </w:tcBorders>
+            <w:shd w:val="clear" w:color="auto" w:fill="F7F9FC"/>
+            <w:tcMar>
+              <w:top w:w="80" w:type="dxa"/>
+              <w:left w:w="120" w:type="dxa"/>
+              <w:bottom w:w="80" w:type="dxa"/>
+              <w:right w:w="120" w:type="dxa"/>
+            </w:tcMar>
+          </w:tcPr>
+          <w:p>
+            <w:pPr>
+              <w:spacing w:after="0"/>
+            </w:pPr>
+            <w:r>
+              <w:rPr>
+                <w:color w:val="1A1A2E"/>
+                <w:sz w:val="18"/>
+                <w:szCs w:val="18"/>
+              </w:rPr>
+              <w:t xml:space="preserve">Reglas de negocio</w:t>
+            </w:r>
+          </w:p>
+        </w:tc>
+        <w:tc>
+          <w:tcPr>
+            <w:tcW w:w="6552" w:type="dxa"/>
+            <w:tcBorders>
+              <w:top w:val="single" w:sz="1" w:space="0" w:color="CCCCCC"/>
+              <w:left w:val="single" w:sz="1" w:space="0" w:color="CCCCCC"/>
+              <w:bottom w:val="single" w:sz="1" w:space="0" w:color="CCCCCC"/>
+              <w:right w:val="single" w:sz="1" w:space="0" w:color="CCCCCC"/>
+            </w:tcBorders>
+            <w:shd w:val="clear" w:color="auto" w:fill="F7F9FC"/>
+            <w:tcMar>
+              <w:top w:w="80" w:type="dxa"/>
+              <w:left w:w="120" w:type="dxa"/>
+              <w:bottom w:w="80" w:type="dxa"/>
+              <w:right w:w="120" w:type="dxa"/>
+            </w:tcMar>
+          </w:tcPr>
+          <w:p>
+            <w:pPr>
+              <w:spacing w:after="0"/>
+            </w:pPr>
+            <w:r>
+              <w:rPr>
+                <w:color w:val="1A1A2E"/>
+                <w:sz w:val="18"/>
+                <w:szCs w:val="18"/>
+              </w:rPr>
+              <w:t xml:space="preserve">La regla Anti-Passback y el criterio que determina si una imagen del proveedor astronómico puede usarse sin infringir derechos de autor.</w:t>
+            </w:r>
+          </w:p>
+        </w:tc>
+      </w:tr>
+      <w:tr>
+        <w:tc>
+          <w:tcPr>
+            <w:tcW w:w="2808" w:type="dxa"/>
+            <w:tcBorders>
+              <w:top w:val="single" w:sz="1" w:space="0" w:color="CCCCCC"/>
+              <w:left w:val="single" w:sz="1" w:space="0" w:color="CCCCCC"/>
+              <w:bottom w:val="single" w:sz="1" w:space="0" w:color="CCCCCC"/>
+              <w:right w:val="single" w:sz="1" w:space="0" w:color="CCCCCC"/>
+            </w:tcBorders>
+            <w:shd w:val="clear" w:color="auto" w:fill="FFFFFF"/>
+            <w:tcMar>
+              <w:top w:w="80" w:type="dxa"/>
+              <w:left w:w="120" w:type="dxa"/>
+              <w:bottom w:w="80" w:type="dxa"/>
+              <w:right w:w="120" w:type="dxa"/>
+            </w:tcMar>
+          </w:tcPr>
+          <w:p>
+            <w:pPr>
+              <w:spacing w:after="0"/>
+            </w:pPr>
+            <w:r>
+              <w:rPr>
+                <w:color w:val="1A1A2E"/>
+                <w:sz w:val="18"/>
+                <w:szCs w:val="18"/>
+              </w:rPr>
+              <w:t xml:space="preserve">Limitador de peticiones</w:t>
+            </w:r>
+          </w:p>
+        </w:tc>
+        <w:tc>
+          <w:tcPr>
+            <w:tcW w:w="6552" w:type="dxa"/>
+            <w:tcBorders>
+              <w:top w:val="single" w:sz="1" w:space="0" w:color="CCCCCC"/>
+              <w:left w:val="single" w:sz="1" w:space="0" w:color="CCCCCC"/>
+              <w:bottom w:val="single" w:sz="1" w:space="0" w:color="CCCCCC"/>
+              <w:right w:val="single" w:sz="1" w:space="0" w:color="CCCCCC"/>
+            </w:tcBorders>
+            <w:shd w:val="clear" w:color="auto" w:fill="FFFFFF"/>
+            <w:tcMar>
+              <w:top w:w="80" w:type="dxa"/>
+              <w:left w:w="120" w:type="dxa"/>
+              <w:bottom w:w="80" w:type="dxa"/>
+              <w:right w:w="120" w:type="dxa"/>
+            </w:tcMar>
+          </w:tcPr>
+          <w:p>
+            <w:pPr>
+              <w:spacing w:after="0"/>
+            </w:pPr>
+            <w:r>
+              <w:rPr>
+                <w:color w:val="1A1A2E"/>
+                <w:sz w:val="18"/>
+                <w:szCs w:val="18"/>
+              </w:rPr>
+              <w:t xml:space="preserve">Conteo independiente por dirección y por endpoint, código de rechazo, cabecera de reintento, expiración de la ventana y lectura correcta de la cabecera que envía el proxy inverso.</w:t>
+            </w:r>
+          </w:p>
+        </w:tc>
+      </w:tr>
+      <w:tr>
+        <w:tc>
+          <w:tcPr>
+            <w:tcW w:w="2808" w:type="dxa"/>
+            <w:tcBorders>
+              <w:top w:val="single" w:sz="1" w:space="0" w:color="CCCCCC"/>
+              <w:left w:val="single" w:sz="1" w:space="0" w:color="CCCCCC"/>
+              <w:bottom w:val="single" w:sz="1" w:space="0" w:color="CCCCCC"/>
+              <w:right w:val="single" w:sz="1" w:space="0" w:color="CCCCCC"/>
+            </w:tcBorders>
+            <w:shd w:val="clear" w:color="auto" w:fill="F7F9FC"/>
+            <w:tcMar>
+              <w:top w:w="80" w:type="dxa"/>
+              <w:left w:w="120" w:type="dxa"/>
+              <w:bottom w:w="80" w:type="dxa"/>
+              <w:right w:w="120" w:type="dxa"/>
+            </w:tcMar>
+          </w:tcPr>
+          <w:p>
+            <w:pPr>
+              <w:spacing w:after="0"/>
+            </w:pPr>
+            <w:r>
+              <w:rPr>
+                <w:color w:val="1A1A2E"/>
+                <w:sz w:val="18"/>
+                <w:szCs w:val="18"/>
+              </w:rPr>
+              <w:t xml:space="preserve">Autorización</w:t>
+            </w:r>
+          </w:p>
+        </w:tc>
+        <w:tc>
+          <w:tcPr>
+            <w:tcW w:w="6552" w:type="dxa"/>
+            <w:tcBorders>
+              <w:top w:val="single" w:sz="1" w:space="0" w:color="CCCCCC"/>
+              <w:left w:val="single" w:sz="1" w:space="0" w:color="CCCCCC"/>
+              <w:bottom w:val="single" w:sz="1" w:space="0" w:color="CCCCCC"/>
+              <w:right w:val="single" w:sz="1" w:space="0" w:color="CCCCCC"/>
+            </w:tcBorders>
+            <w:shd w:val="clear" w:color="auto" w:fill="F7F9FC"/>
+            <w:tcMar>
+              <w:top w:w="80" w:type="dxa"/>
+              <w:left w:w="120" w:type="dxa"/>
+              <w:bottom w:w="80" w:type="dxa"/>
+              <w:right w:w="120" w:type="dxa"/>
+            </w:tcMar>
+          </w:tcPr>
+          <w:p>
+            <w:pPr>
+              <w:spacing w:after="0"/>
+            </w:pPr>
+            <w:r>
+              <w:rPr>
+                <w:color w:val="1A1A2E"/>
+                <w:sz w:val="18"/>
+                <w:szCs w:val="18"/>
+              </w:rPr>
+              <w:t xml:space="preserve">Token ausente, sin esquema, manipulado, caducado y válido; permisos de administrador; y las tres vías de acceso al terminal de kiosco, incluida la petición anónima que antes pasaba.</w:t>
+            </w:r>
+          </w:p>
+        </w:tc>
+      </w:tr>
+      <w:tr>
+        <w:tc>
+          <w:tcPr>
+            <w:tcW w:w="2808" w:type="dxa"/>
+            <w:tcBorders>
+              <w:top w:val="single" w:sz="1" w:space="0" w:color="CCCCCC"/>
+              <w:left w:val="single" w:sz="1" w:space="0" w:color="CCCCCC"/>
+              <w:bottom w:val="single" w:sz="1" w:space="0" w:color="CCCCCC"/>
+              <w:right w:val="single" w:sz="1" w:space="0" w:color="CCCCCC"/>
+            </w:tcBorders>
+            <w:shd w:val="clear" w:color="auto" w:fill="FFFFFF"/>
+            <w:tcMar>
+              <w:top w:w="80" w:type="dxa"/>
+              <w:left w:w="120" w:type="dxa"/>
+              <w:bottom w:w="80" w:type="dxa"/>
+              <w:right w:w="120" w:type="dxa"/>
+            </w:tcMar>
+          </w:tcPr>
+          <w:p>
+            <w:pPr>
+              <w:spacing w:after="0"/>
+            </w:pPr>
+            <w:r>
+              <w:rPr>
+                <w:color w:val="1A1A2E"/>
+                <w:sz w:val="18"/>
+                <w:szCs w:val="18"/>
+              </w:rPr>
+              <w:t xml:space="preserve">Recuperación de contraseña</w:t>
+            </w:r>
+          </w:p>
+        </w:tc>
+        <w:tc>
+          <w:tcPr>
+            <w:tcW w:w="6552" w:type="dxa"/>
+            <w:tcBorders>
+              <w:top w:val="single" w:sz="1" w:space="0" w:color="CCCCCC"/>
+              <w:left w:val="single" w:sz="1" w:space="0" w:color="CCCCCC"/>
+              <w:bottom w:val="single" w:sz="1" w:space="0" w:color="CCCCCC"/>
+              <w:right w:val="single" w:sz="1" w:space="0" w:color="CCCCCC"/>
+            </w:tcBorders>
+            <w:shd w:val="clear" w:color="auto" w:fill="FFFFFF"/>
+            <w:tcMar>
+              <w:top w:w="80" w:type="dxa"/>
+              <w:left w:w="120" w:type="dxa"/>
+              <w:bottom w:w="80" w:type="dxa"/>
+              <w:right w:w="120" w:type="dxa"/>
+            </w:tcMar>
+          </w:tcPr>
+          <w:p>
+            <w:pPr>
+              <w:spacing w:after="0"/>
+            </w:pPr>
+            <w:r>
+              <w:rPr>
+                <w:color w:val="1A1A2E"/>
+                <w:sz w:val="18"/>
+                <w:szCs w:val="18"/>
+              </w:rPr>
+              <w:t xml:space="preserve">Unicidad y entropía del token, correspondencia con su huella, comparación en tiempo constante, vigencia, construcción del enlace y contenido del correo.</w:t>
+            </w:r>
+          </w:p>
+        </w:tc>
+      </w:tr>
+    </w:tbl>
+    <w:p>
+      <w:pPr>
+        <w:spacing w:after="120"/>
+      </w:pPr>
+    </w:p>
+    <w:p>
+      <w:pPr>
+        <w:spacing w:after="120"/>
+      </w:pPr>
+      <w:r>
+        <w:t xml:space="preserve">Para poder probar sin base de datos ni acceso a la red, dos reglas de negocio se extrajeron a funciones independientes y sin efectos secundarios. El comportamiento del sistema no cambia; lo que cambia es que esas reglas pueden ahora examinarse de forma aislada.</w:t>
+      </w:r>
+    </w:p>
+    <w:p>
+      <w:pPr>
+        <w:pStyle w:val="Ttulo3"/>
+      </w:pPr>
+      <w:r>
+        <w:t xml:space="preserve">Integración continua</w:t>
+      </w:r>
+    </w:p>
+    <w:p>
+      <w:pPr>
+        <w:spacing w:after="120"/>
+      </w:pPr>
+      <w:r>
+        <w:t xml:space="preserve">Las pruebas se ejecutan automáticamente en cada cambio enviado al repositorio. El proceso instala las dependencias con el comando de instalación limpia, ejecuta las pruebas, compila la interfaz y audita las librerías de ambos proyectos. Se emplea la instalación limpia y no la corriente porque la primera falla si el archivo de bloqueo no concuerda con el de dependencias, que es precisamente la condición que rompería el despliegue.</w:t>
+      </w:r>
+    </w:p>
+    <w:p>
+      <w:pPr>
+        <w:spacing w:after="120"/>
+      </w:pPr>
+      <w:r>
+        <w:t xml:space="preserve">El servicio de backend se ejecuta en la misma versión del entorno que utiliza la plataforma de producción, de manera que un fallo dependiente de la versión se manifieste durante la verificación y no después de publicar.</w:t>
+      </w:r>
+    </w:p>
+    <w:p>
+      <w:pPr>
+        <w:shd w:val="clear" w:color="auto" w:fill="F2F2F2"/>
+        <w:spacing w:before="300" w:after="300"/>
+        <w:ind w:left="360" w:right="360"/>
+      </w:pPr>
+      <w:r>
+        <w:t xml:space="preserve">La primera ejecución dejó una prueba en rojo, y el error estaba en la prueba, no en el sistema: afirmaba que un correo de cien caracteres debía rechazarse, cuando cien es exactamente el límite admitido. Conviene retener el episodio, porque ilustra dos cosas: que una prueba que falla no siempre acusa al código, y que escribir pruebas obliga a precisar qué significa exactamente cada regla, cosa que leer el código no siempre exige.</w:t>
+      </w:r>
+    </w:p>
+    <w:p>
+      <w:pPr>
+        <w:spacing w:after="120"/>
+      </w:pPr>
+      <w:r>
+        <w:t xml:space="preserve">El valor de este trabajo no está en las pruebas como documento, sino en lo que protegen. Las correcciones descritas en los apartados anteriores —que el terminal de kiosco no acepte peticiones anónimas, que la regla Anti-Passback alterne los movimientos, que el enlace de recuperación sirva una sola vez— quedan ahora verificadas de forma automática en cada cambio. Un descuido futuro que las deshiciera se detendría antes de llegar a producción.</w:t>
       </w:r>
     </w:p>
     <w:p>
